--- a/resume/Alan_Zhu_Resume_EN.docx
+++ b/resume/Alan_Zhu_Resume_EN.docx
@@ -4,1055 +4,633 @@
   <w:body>
     <w:p>
       <w:pPr>
-        <w:spacing w:after="60"/>
-        <w:jc w:val="left"/>
+        <w:pStyle w:val="Heading1"/>
+        <w:jc w:val="center"/>
       </w:pPr>
       <w:r>
-        <w:rPr>
-          <w:rFonts w:ascii="Aptos" w:hAnsi="Aptos" w:eastAsia="Microsoft YaHei"/>
-          <w:b/>
-          <w:color w:val="0D5258"/>
-          <w:sz w:val="42"/>
-        </w:rPr>
         <w:t>Alan Zhu (Zhengfei Zhu)</w:t>
       </w:r>
     </w:p>
     <w:p>
-      <w:pPr>
-        <w:spacing w:before="0" w:after="40" w:line="259" w:lineRule="auto"/>
-      </w:pPr>
       <w:r>
         <w:rPr>
-          <w:rFonts w:ascii="Aptos" w:hAnsi="Aptos" w:eastAsia="Microsoft YaHei"/>
-          <w:b w:val="0"/>
-          <w:color w:val="4C5660"/>
-          <w:sz w:val="19"/>
+          <w:b/>
         </w:rPr>
-        <w:t>Bilingual IT Service Desk Specialist | Global User Support | ServiceNow, Microsoft 365, ITIL | AI-assisted Support Documentation</w:t>
+        <w:t>Bilingual IT Technical Support Specialist | ITSM Support Analyst | Microsoft 365 / ServiceNow / Knowledge Management | AI-enabled Support Operations</w:t>
       </w:r>
     </w:p>
     <w:p>
-      <w:pPr>
-        <w:spacing w:before="0" w:after="40" w:line="259" w:lineRule="auto"/>
-      </w:pPr>
       <w:r>
-        <w:rPr>
-          <w:rFonts w:ascii="Aptos" w:hAnsi="Aptos" w:eastAsia="Microsoft YaHei"/>
-          <w:b w:val="0"/>
-          <w:color w:val="4C5660"/>
-          <w:sz w:val="19"/>
-        </w:rPr>
-        <w:t>Shenzhen, China | US: +1 469 209 9928 | China/WeChat: +86 132 6720 5713</w:t>
+        <w:t>Shenzhen, China | WhatsApp / Telegram: +1 460 209 9928 | China phone / WeChat: +86 132 6720 5713</w:t>
       </w:r>
     </w:p>
     <w:p>
-      <w:pPr>
-        <w:spacing w:before="0" w:after="80" w:line="269" w:lineRule="auto"/>
-      </w:pPr>
       <w:r>
-        <w:rPr>
-          <w:rFonts w:ascii="Aptos" w:hAnsi="Aptos" w:eastAsia="Microsoft YaHei"/>
-          <w:b w:val="0"/>
-          <w:color w:val="2C3741"/>
-          <w:sz w:val="20"/>
-        </w:rPr>
         <w:t>Email: alan.xiaofei224@gmail.com | Backup: alan.xiaofei993@outlook.com</w:t>
       </w:r>
     </w:p>
     <w:p>
-      <w:pPr>
-        <w:spacing w:before="0" w:after="80" w:line="269" w:lineRule="auto"/>
-      </w:pPr>
       <w:r>
-        <w:rPr>
-          <w:rFonts w:ascii="Aptos" w:hAnsi="Aptos" w:eastAsia="Microsoft YaHei"/>
-          <w:b w:val="0"/>
-          <w:color w:val="2C3741"/>
-          <w:sz w:val="20"/>
-        </w:rPr>
         <w:t>LinkedIn: www.linkedin.com/in/alan-zhu-221846320</w:t>
       </w:r>
     </w:p>
     <w:p>
       <w:pPr>
-        <w:spacing w:before="160" w:after="80" w:line="259" w:lineRule="auto"/>
-        <w:pBdr>
-          <w:bottom w:val="single" w:sz="6" w:space="8" w:color="CFE1DE"/>
-        </w:pBdr>
+        <w:pStyle w:val="Heading2"/>
       </w:pPr>
       <w:r>
-        <w:rPr>
-          <w:rFonts w:ascii="Aptos" w:hAnsi="Aptos" w:eastAsia="Microsoft YaHei"/>
-          <w:b/>
-          <w:color w:val="0D5258"/>
-          <w:sz w:val="25"/>
-        </w:rPr>
-        <w:t>Target Profile</w:t>
+        <w:t>Professional Profile</w:t>
+      </w:r>
+    </w:p>
+    <w:p>
+      <w:r>
+        <w:t>Bilingual IT technical support specialist with 4+ years of experience across Kyndryl, UPS support, AIA support, and Yageo manufacturing IT. I handle Windows, Microsoft 365, account, VPN, MFA, endpoint, and ServiceNow issues for global users, then turn repeated fixes into practical knowledge articles, training notes, and clearer escalation records.</w:t>
+      </w:r>
+    </w:p>
+    <w:p>
+      <w:r>
+        <w:t>My path is not a traditional degree-to-office path. I left college early for work and rebuilt my skills through English self-study, Microsoft and ITIL certifications, Kyndryl learning resources, and real support work. Before IT, I ran a small restaurant, worked as a chef, sold B2B products overseas, taught adults English one-on-one, and coached people in fitness. That background helps me explain technical problems clearly and stay patient with users under pressure.</w:t>
       </w:r>
     </w:p>
     <w:p>
       <w:pPr>
-        <w:spacing w:before="0" w:after="80" w:line="269" w:lineRule="auto"/>
+        <w:pStyle w:val="Heading2"/>
       </w:pPr>
       <w:r>
-        <w:rPr>
-          <w:rFonts w:ascii="Aptos" w:hAnsi="Aptos" w:eastAsia="Microsoft YaHei"/>
-          <w:b w:val="0"/>
-          <w:color w:val="2C3741"/>
-          <w:sz w:val="20"/>
-        </w:rPr>
-        <w:t>Bilingual IT Service Desk Specialist with 4+ years of support experience across Kyndryl, UPS support, and a manufacturing IT customer environment. Strong fit for roles that need English user communication, structured L1.5 troubleshooting, ServiceNow incident ownership, Microsoft 365 and Windows support, knowledge base documentation, and practical AI-assisted workflow improvement.</w:t>
-      </w:r>
-    </w:p>
-    <w:p>
-      <w:pPr>
-        <w:spacing w:before="0" w:after="80" w:line="269" w:lineRule="auto"/>
-      </w:pPr>
-      <w:r>
-        <w:rPr>
-          <w:rFonts w:ascii="Aptos" w:hAnsi="Aptos" w:eastAsia="Microsoft YaHei"/>
-          <w:b w:val="0"/>
-          <w:color w:val="2C3741"/>
-          <w:sz w:val="20"/>
-        </w:rPr>
-        <w:t>I am not positioning myself as a developer or AI architect. My value is closer to the front line: understanding user issues, documenting them clearly, reducing repeat friction, and helping teams turn support knowledge into reusable playbooks.</w:t>
-      </w:r>
-    </w:p>
-    <w:p>
-      <w:pPr>
-        <w:spacing w:before="160" w:after="80" w:line="259" w:lineRule="auto"/>
-        <w:pBdr>
-          <w:bottom w:val="single" w:sz="6" w:space="8" w:color="CFE1DE"/>
-        </w:pBdr>
-      </w:pPr>
-      <w:r>
-        <w:rPr>
-          <w:rFonts w:ascii="Aptos" w:hAnsi="Aptos" w:eastAsia="Microsoft YaHei"/>
-          <w:b/>
-          <w:color w:val="0D5258"/>
-          <w:sz w:val="25"/>
-        </w:rPr>
-        <w:t>Best-Fit Roles</w:t>
+        <w:t>Target Roles</w:t>
       </w:r>
     </w:p>
     <w:p>
       <w:pPr>
         <w:pStyle w:val="ListBullet"/>
-        <w:spacing w:after="50" w:line="254" w:lineRule="auto"/>
-        <w:ind w:left="238"/>
       </w:pPr>
       <w:r>
-        <w:rPr>
-          <w:rFonts w:ascii="Aptos" w:hAnsi="Aptos" w:eastAsia="Microsoft YaHei"/>
-          <w:b w:val="0"/>
-          <w:sz w:val="19"/>
-        </w:rPr>
-        <w:t>IT Service Desk Specialist / IT Support Specialist</w:t>
+        <w:t>IT Technical Support Specialist / Global IT Support Specialist</w:t>
       </w:r>
     </w:p>
     <w:p>
       <w:pPr>
         <w:pStyle w:val="ListBullet"/>
-        <w:spacing w:after="50" w:line="254" w:lineRule="auto"/>
-        <w:ind w:left="238"/>
       </w:pPr>
       <w:r>
-        <w:rPr>
-          <w:rFonts w:ascii="Aptos" w:hAnsi="Aptos" w:eastAsia="Microsoft YaHei"/>
-          <w:b w:val="0"/>
-          <w:sz w:val="19"/>
-        </w:rPr>
+        <w:t>ITSM Support Analyst / ServiceNow Support Analyst</w:t>
+      </w:r>
+    </w:p>
+    <w:p>
+      <w:pPr>
+        <w:pStyle w:val="ListBullet"/>
+      </w:pPr>
+      <w:r>
         <w:t>L1.5 / Tier 2-ready Technical Support</w:t>
       </w:r>
     </w:p>
     <w:p>
       <w:pPr>
         <w:pStyle w:val="ListBullet"/>
-        <w:spacing w:after="50" w:line="254" w:lineRule="auto"/>
-        <w:ind w:left="238"/>
       </w:pPr>
       <w:r>
-        <w:rPr>
-          <w:rFonts w:ascii="Aptos" w:hAnsi="Aptos" w:eastAsia="Microsoft YaHei"/>
-          <w:b w:val="0"/>
-          <w:sz w:val="19"/>
-        </w:rPr>
-        <w:t>ServiceNow / ITSM Support Analyst</w:t>
+        <w:t>Knowledge Management / Support Documentation Specialist</w:t>
       </w:r>
     </w:p>
     <w:p>
       <w:pPr>
         <w:pStyle w:val="ListBullet"/>
-        <w:spacing w:after="50" w:line="254" w:lineRule="auto"/>
-        <w:ind w:left="238"/>
       </w:pPr>
       <w:r>
-        <w:rPr>
-          <w:rFonts w:ascii="Aptos" w:hAnsi="Aptos" w:eastAsia="Microsoft YaHei"/>
-          <w:b w:val="0"/>
-          <w:sz w:val="19"/>
-        </w:rPr>
-        <w:t>Knowledge Management or Support Documentation Specialist</w:t>
+        <w:t>AI-enabled IT Operations or Support Automation Coordinator</w:t>
       </w:r>
     </w:p>
     <w:p>
       <w:pPr>
         <w:pStyle w:val="ListBullet"/>
-        <w:spacing w:after="50" w:line="254" w:lineRule="auto"/>
-        <w:ind w:left="238"/>
       </w:pPr>
       <w:r>
-        <w:rPr>
-          <w:rFonts w:ascii="Aptos" w:hAnsi="Aptos" w:eastAsia="Microsoft YaHei"/>
-          <w:b w:val="0"/>
-          <w:sz w:val="19"/>
-        </w:rPr>
-        <w:t>AI-assisted IT Operations / Support Automation Coordinator</w:t>
+        <w:t>Manufacturing IT Support / End User Computing Support</w:t>
+      </w:r>
+    </w:p>
+    <w:p>
+      <w:pPr>
+        <w:pStyle w:val="Heading2"/>
+      </w:pPr>
+      <w:r>
+        <w:t>Core Skills</w:t>
       </w:r>
     </w:p>
     <w:p>
       <w:pPr>
         <w:pStyle w:val="ListBullet"/>
-        <w:spacing w:after="50" w:line="254" w:lineRule="auto"/>
-        <w:ind w:left="238"/>
       </w:pPr>
       <w:r>
         <w:rPr>
-          <w:rFonts w:ascii="Aptos" w:hAnsi="Aptos" w:eastAsia="Microsoft YaHei"/>
-          <w:b w:val="0"/>
-          <w:sz w:val="19"/>
+          <w:b/>
         </w:rPr>
-        <w:t>Manufacturing IT Support / End User Computing Support</w:t>
+        <w:t>ITSM and support:</w:t>
       </w:r>
-    </w:p>
-    <w:p>
-      <w:pPr>
-        <w:spacing w:before="160" w:after="80" w:line="259" w:lineRule="auto"/>
-        <w:pBdr>
-          <w:bottom w:val="single" w:sz="6" w:space="8" w:color="CFE1DE"/>
-        </w:pBdr>
-      </w:pPr>
       <w:r>
-        <w:rPr>
-          <w:rFonts w:ascii="Aptos" w:hAnsi="Aptos" w:eastAsia="Microsoft YaHei"/>
-          <w:b/>
-          <w:color w:val="0D5258"/>
-          <w:sz w:val="25"/>
-        </w:rPr>
-        <w:t>Core Strengths</w:t>
+        <w:t xml:space="preserve"> ServiceNow, incident/request lifecycle, ITIL 4 Foundation, SLA awareness, escalation notes</w:t>
       </w:r>
     </w:p>
     <w:p>
       <w:pPr>
         <w:pStyle w:val="ListBullet"/>
-        <w:spacing w:after="50" w:line="254" w:lineRule="auto"/>
-        <w:ind w:left="238"/>
       </w:pPr>
       <w:r>
         <w:rPr>
-          <w:rFonts w:ascii="Aptos" w:hAnsi="Aptos" w:eastAsia="Microsoft YaHei"/>
-          <w:b w:val="0"/>
-          <w:sz w:val="19"/>
+          <w:b/>
         </w:rPr>
-        <w:t>Global support communication: English and Mandarin support by phone, email, chat, and remote session</w:t>
+        <w:t>Endpoint and Microsoft 365:</w:t>
+      </w:r>
+      <w:r>
+        <w:t xml:space="preserve"> Windows 10/11, Outlook, Teams, OneDrive, Microsoft 365 Admin basics, Active Directory, VPN, MFA</w:t>
       </w:r>
     </w:p>
     <w:p>
       <w:pPr>
         <w:pStyle w:val="ListBullet"/>
-        <w:spacing w:after="50" w:line="254" w:lineRule="auto"/>
-        <w:ind w:left="238"/>
       </w:pPr>
       <w:r>
         <w:rPr>
-          <w:rFonts w:ascii="Aptos" w:hAnsi="Aptos" w:eastAsia="Microsoft YaHei"/>
-          <w:b w:val="0"/>
-          <w:sz w:val="19"/>
+          <w:b/>
         </w:rPr>
-        <w:t>L1.5 troubleshooting: Windows 10/11, Microsoft 365, Outlook, Teams, OneDrive, VPN, MFA, endpoint and access issues</w:t>
+        <w:t>Knowledge and training:</w:t>
+      </w:r>
+      <w:r>
+        <w:t xml:space="preserve"> KB articles, onboarding material, SOPs, training notes, video-style walkthroughs, one-on-one coaching</w:t>
       </w:r>
     </w:p>
     <w:p>
       <w:pPr>
         <w:pStyle w:val="ListBullet"/>
-        <w:spacing w:after="50" w:line="254" w:lineRule="auto"/>
-        <w:ind w:left="238"/>
       </w:pPr>
       <w:r>
         <w:rPr>
-          <w:rFonts w:ascii="Aptos" w:hAnsi="Aptos" w:eastAsia="Microsoft YaHei"/>
-          <w:b w:val="0"/>
-          <w:sz w:val="19"/>
+          <w:b/>
         </w:rPr>
-        <w:t>ITSM execution: ServiceNow incident and request handling, escalation notes, SLA awareness, root-cause documentation</w:t>
+        <w:t>AI and automation:</w:t>
+      </w:r>
+      <w:r>
+        <w:t xml:space="preserve"> Microsoft Copilot, ChatGPT, Gemini, DeepSeek, Codex CLI, AI agent workflows, structured prompts, Power Automate basics</w:t>
       </w:r>
     </w:p>
     <w:p>
       <w:pPr>
         <w:pStyle w:val="ListBullet"/>
-        <w:spacing w:after="50" w:line="254" w:lineRule="auto"/>
-        <w:ind w:left="238"/>
       </w:pPr>
       <w:r>
         <w:rPr>
-          <w:rFonts w:ascii="Aptos" w:hAnsi="Aptos" w:eastAsia="Microsoft YaHei"/>
-          <w:b w:val="0"/>
-          <w:sz w:val="19"/>
+          <w:b/>
         </w:rPr>
-        <w:t>Account and access support: Active Directory, O365 Admin Center, account lifecycle, password reset, basic permissions</w:t>
+        <w:t>Communication:</w:t>
+      </w:r>
+      <w:r>
+        <w:t xml:space="preserve"> Fluent working English, native Mandarin, global user support by phone, email, chat, and remote session</w:t>
+      </w:r>
+    </w:p>
+    <w:p>
+      <w:pPr>
+        <w:pStyle w:val="Heading2"/>
+      </w:pPr>
+      <w:r>
+        <w:t>Work Experience</w:t>
+      </w:r>
+    </w:p>
+    <w:p>
+      <w:pPr>
+        <w:pStyle w:val="Heading3"/>
+      </w:pPr>
+      <w:r>
+        <w:t>Kyndryl Information Technology Co., Ltd. | Shenzhen / Remote</w:t>
+      </w:r>
+    </w:p>
+    <w:p>
+      <w:r>
+        <w:rPr>
+          <w:b/>
+        </w:rPr>
+        <w:t>IT Technical Support Specialist, L1.5 / ServiceNow</w:t>
+      </w:r>
+      <w:r>
+        <w:t xml:space="preserve"> | Apr 2022 - Present</w:t>
+      </w:r>
+    </w:p>
+    <w:p>
+      <w:r>
+        <w:t>Customer environments: Yageo manufacturing IT; AIA service desk project</w:t>
       </w:r>
     </w:p>
     <w:p>
       <w:pPr>
         <w:pStyle w:val="ListBullet"/>
-        <w:spacing w:after="50" w:line="254" w:lineRule="auto"/>
-        <w:ind w:left="238"/>
       </w:pPr>
       <w:r>
-        <w:rPr>
-          <w:rFonts w:ascii="Aptos" w:hAnsi="Aptos" w:eastAsia="Microsoft YaHei"/>
-          <w:b w:val="0"/>
-          <w:sz w:val="19"/>
-        </w:rPr>
-        <w:t>Knowledge reuse: KB articles, transition documents, onboarding material, repeat-issue handling steps</w:t>
+        <w:t>Promoted from outsourced support to full-time Kyndryl employee in Apr 2022 after joining the IBM/Kyndryl support environment through ASDC in Jul 2021.</w:t>
       </w:r>
     </w:p>
     <w:p>
       <w:pPr>
         <w:pStyle w:val="ListBullet"/>
-        <w:spacing w:after="50" w:line="254" w:lineRule="auto"/>
-        <w:ind w:left="238"/>
       </w:pPr>
       <w:r>
-        <w:rPr>
-          <w:rFonts w:ascii="Aptos" w:hAnsi="Aptos" w:eastAsia="Microsoft YaHei"/>
-          <w:b w:val="0"/>
-          <w:sz w:val="19"/>
-        </w:rPr>
-        <w:t>AI-assisted workflow: Microsoft Copilot, structured prompts, AI-assisted ticket summaries, documentation drafts, process templates</w:t>
-      </w:r>
-    </w:p>
-    <w:p>
-      <w:pPr>
-        <w:spacing w:before="160" w:after="80" w:line="259" w:lineRule="auto"/>
-        <w:pBdr>
-          <w:bottom w:val="single" w:sz="6" w:space="8" w:color="CFE1DE"/>
-        </w:pBdr>
-      </w:pPr>
-      <w:r>
-        <w:rPr>
-          <w:rFonts w:ascii="Aptos" w:hAnsi="Aptos" w:eastAsia="Microsoft YaHei"/>
-          <w:b/>
-          <w:color w:val="0D5258"/>
-          <w:sz w:val="25"/>
-        </w:rPr>
-        <w:t>Work Experience</w:t>
-      </w:r>
-    </w:p>
-    <w:p>
-      <w:pPr>
-        <w:spacing w:before="120" w:after="40" w:line="259" w:lineRule="auto"/>
-      </w:pPr>
-      <w:r>
-        <w:rPr>
-          <w:rFonts w:ascii="Aptos" w:hAnsi="Aptos" w:eastAsia="Microsoft YaHei"/>
-          <w:b/>
-          <w:color w:val="17202A"/>
-          <w:sz w:val="21"/>
-        </w:rPr>
-        <w:t>Kyndryl Information Technology Co., Ltd. | Shenzhen / Remote</w:t>
-      </w:r>
-    </w:p>
-    <w:p>
-      <w:pPr>
-        <w:spacing w:before="0" w:after="40" w:line="259" w:lineRule="auto"/>
-      </w:pPr>
-      <w:r>
-        <w:rPr>
-          <w:rFonts w:ascii="Aptos" w:hAnsi="Aptos" w:eastAsia="Microsoft YaHei"/>
-          <w:b w:val="0"/>
-          <w:color w:val="4C5660"/>
-          <w:sz w:val="19"/>
-        </w:rPr>
-        <w:t>IT Service Desk Specialist, Level 1.5 | Apr 2022 - Present</w:t>
-      </w:r>
-    </w:p>
-    <w:p>
-      <w:pPr>
-        <w:spacing w:before="0" w:after="80" w:line="269" w:lineRule="auto"/>
-      </w:pPr>
-      <w:r>
-        <w:rPr>
-          <w:rFonts w:ascii="Aptos" w:hAnsi="Aptos" w:eastAsia="Microsoft YaHei"/>
-          <w:b w:val="0"/>
-          <w:color w:val="2C3741"/>
-          <w:sz w:val="20"/>
-        </w:rPr>
-        <w:t>Customer environment: Yageo manufacturing IT support</w:t>
+        <w:t>Provide English technical support for global Yageo users by phone, email, chat, and remote session across Windows, Microsoft 365, VPN, MFA, account, endpoint, and application issues.</w:t>
       </w:r>
     </w:p>
     <w:p>
       <w:pPr>
         <w:pStyle w:val="ListBullet"/>
-        <w:spacing w:after="50" w:line="254" w:lineRule="auto"/>
-        <w:ind w:left="238"/>
       </w:pPr>
       <w:r>
-        <w:rPr>
-          <w:rFonts w:ascii="Aptos" w:hAnsi="Aptos" w:eastAsia="Microsoft YaHei"/>
-          <w:b w:val="0"/>
-          <w:sz w:val="19"/>
-        </w:rPr>
-        <w:t>Provide English technical support for global users in a manufacturing IT environment through phone, email, chat, and remote sessions.</w:t>
-      </w:r>
-    </w:p>
-    <w:p>
-      <w:pPr>
-        <w:pStyle w:val="ListBullet"/>
-        <w:spacing w:after="50" w:line="254" w:lineRule="auto"/>
-        <w:ind w:left="238"/>
-      </w:pPr>
-      <w:r>
-        <w:rPr>
-          <w:rFonts w:ascii="Aptos" w:hAnsi="Aptos" w:eastAsia="Microsoft YaHei"/>
-          <w:b w:val="0"/>
-          <w:sz w:val="19"/>
-        </w:rPr>
-        <w:t>Resolve L1.5 issues across Windows, Microsoft 365, VPN, MFA, account access, application conflicts, endpoint troubleshooting, and common office productivity scenarios.</w:t>
-      </w:r>
-    </w:p>
-    <w:p>
-      <w:pPr>
-        <w:pStyle w:val="ListBullet"/>
-        <w:spacing w:after="50" w:line="254" w:lineRule="auto"/>
-        <w:ind w:left="238"/>
-      </w:pPr>
-      <w:r>
-        <w:rPr>
-          <w:rFonts w:ascii="Aptos" w:hAnsi="Aptos" w:eastAsia="Microsoft YaHei"/>
-          <w:b w:val="0"/>
-          <w:sz w:val="19"/>
-        </w:rPr>
         <w:t>Manage incidents and requests in ServiceNow with clear troubleshooting notes, user-impact context, and escalation information for downstream teams.</w:t>
       </w:r>
     </w:p>
     <w:p>
       <w:pPr>
         <w:pStyle w:val="ListBullet"/>
-        <w:spacing w:after="50" w:line="254" w:lineRule="auto"/>
-        <w:ind w:left="238"/>
       </w:pPr>
       <w:r>
-        <w:rPr>
-          <w:rFonts w:ascii="Aptos" w:hAnsi="Aptos" w:eastAsia="Microsoft YaHei"/>
-          <w:b w:val="0"/>
-          <w:sz w:val="19"/>
-        </w:rPr>
-        <w:t>Support Active Directory and O365 Admin Center tasks, including account handling, access support, password reset, and basic permission requests.</w:t>
+        <w:t>Supported the AIA service desk project for about one year and helped rebuild detailed knowledge documents, training material, and video-style walkthroughs for a long-running support project.</w:t>
       </w:r>
     </w:p>
     <w:p>
       <w:pPr>
         <w:pStyle w:val="ListBullet"/>
-        <w:spacing w:after="50" w:line="254" w:lineRule="auto"/>
-        <w:ind w:left="238"/>
       </w:pPr>
       <w:r>
-        <w:rPr>
-          <w:rFonts w:ascii="Aptos" w:hAnsi="Aptos" w:eastAsia="Microsoft YaHei"/>
-          <w:b w:val="0"/>
-          <w:sz w:val="19"/>
-        </w:rPr>
-        <w:t>Create and maintain knowledge base articles, transition documents, and onboarding material so repeat issues can be handled more consistently by the team.</w:t>
+        <w:t>Maintain and improve Yageo knowledge base content from real incidents. The habit started as manual documentation work before AI tools became common; AI is now used carefully to draft, organize, and review notes without exposing sensitive data.</w:t>
       </w:r>
     </w:p>
     <w:p>
       <w:pPr>
         <w:pStyle w:val="ListBullet"/>
-        <w:spacing w:after="50" w:line="254" w:lineRule="auto"/>
-        <w:ind w:left="238"/>
       </w:pPr>
       <w:r>
-        <w:rPr>
-          <w:rFonts w:ascii="Aptos" w:hAnsi="Aptos" w:eastAsia="Microsoft YaHei"/>
-          <w:b w:val="0"/>
-          <w:sz w:val="19"/>
-        </w:rPr>
-        <w:t>Use Microsoft Copilot and structured prompts to improve documentation, ticket summaries, and troubleshooting notes while respecting company data-security boundaries.</w:t>
+        <w:t>Use Microsoft Copilot, structured prompts, and local note workflows to improve ticket summaries, KB drafts, and support checklists within company data-security boundaries.</w:t>
       </w:r>
     </w:p>
     <w:p>
       <w:pPr>
-        <w:spacing w:before="120" w:after="40" w:line="259" w:lineRule="auto"/>
+        <w:pStyle w:val="Heading3"/>
       </w:pPr>
       <w:r>
-        <w:rPr>
-          <w:rFonts w:ascii="Aptos" w:hAnsi="Aptos" w:eastAsia="Microsoft YaHei"/>
-          <w:b/>
-          <w:color w:val="17202A"/>
-          <w:sz w:val="21"/>
-        </w:rPr>
         <w:t>Advanced Systems Development Co., Ltd. (ASDC) | Shenzhen</w:t>
       </w:r>
     </w:p>
     <w:p>
-      <w:pPr>
-        <w:spacing w:before="0" w:after="40" w:line="259" w:lineRule="auto"/>
-      </w:pPr>
       <w:r>
         <w:rPr>
-          <w:rFonts w:ascii="Aptos" w:hAnsi="Aptos" w:eastAsia="Microsoft YaHei"/>
-          <w:b w:val="0"/>
-          <w:color w:val="4C5660"/>
-          <w:sz w:val="19"/>
+          <w:b/>
         </w:rPr>
-        <w:t>Technical Support Representative, outsourced to Kyndryl / UPS project | Jul 2021 - Apr 2022</w:t>
+        <w:t>Bilingual Technical Support Representative, outsourced to IBM/Kyndryl UPS Project</w:t>
+      </w:r>
+      <w:r>
+        <w:t xml:space="preserve"> | Jul 2021 - Apr 2022</w:t>
       </w:r>
     </w:p>
     <w:p>
       <w:pPr>
         <w:pStyle w:val="ListBullet"/>
-        <w:spacing w:after="50" w:line="254" w:lineRule="auto"/>
-        <w:ind w:left="238"/>
       </w:pPr>
       <w:r>
-        <w:rPr>
-          <w:rFonts w:ascii="Aptos" w:hAnsi="Aptos" w:eastAsia="Microsoft YaHei"/>
-          <w:b w:val="0"/>
-          <w:sz w:val="19"/>
-        </w:rPr>
         <w:t>Supported UPS internal users and external customers in English and Mandarin in a 24/7 service environment.</w:t>
       </w:r>
     </w:p>
     <w:p>
       <w:pPr>
         <w:pStyle w:val="ListBullet"/>
-        <w:spacing w:after="50" w:line="254" w:lineRule="auto"/>
-        <w:ind w:left="238"/>
       </w:pPr>
       <w:r>
-        <w:rPr>
-          <w:rFonts w:ascii="Aptos" w:hAnsi="Aptos" w:eastAsia="Microsoft YaHei"/>
-          <w:b w:val="0"/>
-          <w:sz w:val="19"/>
-        </w:rPr>
-        <w:t>Resolved common software, hardware, access, and office productivity issues within SLA expectations.</w:t>
+        <w:t>Resolved software, hardware, access, and office productivity issues within SLA expectations.</w:t>
       </w:r>
     </w:p>
     <w:p>
       <w:pPr>
         <w:pStyle w:val="ListBullet"/>
-        <w:spacing w:after="50" w:line="254" w:lineRule="auto"/>
-        <w:ind w:left="238"/>
       </w:pPr>
       <w:r>
-        <w:rPr>
-          <w:rFonts w:ascii="Aptos" w:hAnsi="Aptos" w:eastAsia="Microsoft YaHei"/>
-          <w:b w:val="0"/>
-          <w:sz w:val="19"/>
-        </w:rPr>
         <w:t>Escalated complex issues to L2/L3 teams with clear diagnostic notes and user-impact context.</w:t>
       </w:r>
     </w:p>
     <w:p>
       <w:pPr>
         <w:pStyle w:val="ListBullet"/>
-        <w:spacing w:after="50" w:line="254" w:lineRule="auto"/>
-        <w:ind w:left="238"/>
       </w:pPr>
       <w:r>
-        <w:rPr>
-          <w:rFonts w:ascii="Aptos" w:hAnsi="Aptos" w:eastAsia="Microsoft YaHei"/>
-          <w:b w:val="0"/>
-          <w:sz w:val="19"/>
-        </w:rPr>
-        <w:t>Built a calm, patient support style for high-pressure calls across APAC users.</w:t>
+        <w:t>Built the phone discipline, patience, and written handoff style that later helped me move into full-time Kyndryl support.</w:t>
       </w:r>
     </w:p>
     <w:p>
       <w:pPr>
-        <w:spacing w:before="120" w:after="40" w:line="259" w:lineRule="auto"/>
+        <w:pStyle w:val="Heading3"/>
       </w:pPr>
       <w:r>
-        <w:rPr>
-          <w:rFonts w:ascii="Aptos" w:hAnsi="Aptos" w:eastAsia="Microsoft YaHei"/>
-          <w:b/>
-          <w:color w:val="17202A"/>
-          <w:sz w:val="21"/>
-        </w:rPr>
         <w:t>Shenzhen A-Smart Technology &amp; Development Co., Ltd. | Shenzhen</w:t>
       </w:r>
     </w:p>
     <w:p>
-      <w:pPr>
-        <w:spacing w:before="0" w:after="40" w:line="259" w:lineRule="auto"/>
-      </w:pPr>
       <w:r>
         <w:rPr>
-          <w:rFonts w:ascii="Aptos" w:hAnsi="Aptos" w:eastAsia="Microsoft YaHei"/>
-          <w:b w:val="0"/>
-          <w:color w:val="4C5660"/>
-          <w:sz w:val="19"/>
+          <w:b/>
         </w:rPr>
-        <w:t>B2B Foreign Trade Sales Representative, Livestreamer, Store Operator | Jul 2019 - Jul 2021</w:t>
+        <w:t>B2B Foreign Trade Sales Representative, English Livestreamer, Store Operator</w:t>
+      </w:r>
+      <w:r>
+        <w:t xml:space="preserve"> | Jul 2019 - Jul 2021</w:t>
       </w:r>
     </w:p>
     <w:p>
       <w:pPr>
         <w:pStyle w:val="ListBullet"/>
-        <w:spacing w:after="50" w:line="254" w:lineRule="auto"/>
-        <w:ind w:left="238"/>
       </w:pPr>
       <w:r>
-        <w:rPr>
-          <w:rFonts w:ascii="Aptos" w:hAnsi="Aptos" w:eastAsia="Microsoft YaHei"/>
-          <w:b w:val="0"/>
-          <w:sz w:val="19"/>
-        </w:rPr>
-        <w:t>Managed Alibaba international B2B sales for automotive electronics products.</w:t>
+        <w:t>Managed Alibaba international B2B sales for automotive electronics products and communicated with overseas customers in English.</w:t>
       </w:r>
     </w:p>
     <w:p>
       <w:pPr>
         <w:pStyle w:val="ListBullet"/>
-        <w:spacing w:after="50" w:line="254" w:lineRule="auto"/>
-        <w:ind w:left="238"/>
       </w:pPr>
       <w:r>
-        <w:rPr>
-          <w:rFonts w:ascii="Aptos" w:hAnsi="Aptos" w:eastAsia="Microsoft YaHei"/>
-          <w:b w:val="0"/>
-          <w:sz w:val="19"/>
-        </w:rPr>
-        <w:t>Demonstrated products to overseas customers through English livestreams, written communication, and product explanations.</w:t>
+        <w:t>Demonstrated products through English livestreams, written follow-ups, and product explanations.</w:t>
       </w:r>
     </w:p>
     <w:p>
       <w:pPr>
         <w:pStyle w:val="ListBullet"/>
-        <w:spacing w:after="50" w:line="254" w:lineRule="auto"/>
-        <w:ind w:left="238"/>
       </w:pPr>
       <w:r>
-        <w:rPr>
-          <w:rFonts w:ascii="Aptos" w:hAnsi="Aptos" w:eastAsia="Microsoft YaHei"/>
-          <w:b w:val="0"/>
-          <w:sz w:val="19"/>
-        </w:rPr>
-        <w:t>Helped standardize repeat sales and operations steps, strengthening customer communication and process documentation habits that later transferred into IT support.</w:t>
+        <w:t>Standardized repeated sales and operations steps, which later transferred into IT support documentation habits.</w:t>
       </w:r>
     </w:p>
     <w:p>
       <w:pPr>
-        <w:spacing w:before="160" w:after="80" w:line="259" w:lineRule="auto"/>
-        <w:pBdr>
-          <w:bottom w:val="single" w:sz="6" w:space="8" w:color="CFE1DE"/>
-        </w:pBdr>
+        <w:pStyle w:val="Heading3"/>
       </w:pPr>
       <w:r>
+        <w:t>Earlier Customer-facing and Teaching Work | Nanjing / Suzhou / Shenzhen</w:t>
+      </w:r>
+    </w:p>
+    <w:p>
+      <w:r>
         <w:rPr>
-          <w:rFonts w:ascii="Aptos" w:hAnsi="Aptos" w:eastAsia="Microsoft YaHei"/>
           <w:b/>
-          <w:color w:val="0D5258"/>
-          <w:sz w:val="25"/>
         </w:rPr>
-        <w:t>Selected Public Proof Points</w:t>
+        <w:t>Restaurant operator, chef, hospitality worker, English and fitness coach</w:t>
+      </w:r>
+      <w:r>
+        <w:t xml:space="preserve"> | 2012 - 2019</w:t>
       </w:r>
     </w:p>
     <w:p>
       <w:pPr>
-        <w:spacing w:before="120" w:after="40" w:line="259" w:lineRule="auto"/>
+        <w:pStyle w:val="ListBullet"/>
       </w:pPr>
       <w:r>
-        <w:rPr>
-          <w:rFonts w:ascii="Aptos" w:hAnsi="Aptos" w:eastAsia="Microsoft YaHei"/>
-          <w:b/>
-          <w:color w:val="17202A"/>
-          <w:sz w:val="21"/>
-        </w:rPr>
-        <w:t>AI-assisted support documentation</w:t>
+        <w:t>Ran a small breakfast and meal shop, worked in hotel and restaurant kitchens, and learned service discipline from front-line work.</w:t>
       </w:r>
     </w:p>
     <w:p>
       <w:pPr>
-        <w:spacing w:before="0" w:after="80" w:line="269" w:lineRule="auto"/>
+        <w:pStyle w:val="ListBullet"/>
       </w:pPr>
       <w:r>
-        <w:rPr>
-          <w:rFonts w:ascii="Aptos" w:hAnsi="Aptos" w:eastAsia="Microsoft YaHei"/>
-          <w:b w:val="0"/>
-          <w:color w:val="2C3741"/>
-          <w:sz w:val="20"/>
-        </w:rPr>
-        <w:t>Built personal prompt and note-taking workflows to turn troubleshooting conversations into clearer ticket summaries and KB drafts, without entering sensitive company or user data into public AI tools.</w:t>
+        <w:t>Taught adult English learners one-on-one and coached fitness clients as paid side work.</w:t>
       </w:r>
     </w:p>
     <w:p>
       <w:pPr>
-        <w:spacing w:before="120" w:after="40" w:line="259" w:lineRule="auto"/>
+        <w:pStyle w:val="ListBullet"/>
       </w:pPr>
       <w:r>
-        <w:rPr>
-          <w:rFonts w:ascii="Aptos" w:hAnsi="Aptos" w:eastAsia="Microsoft YaHei"/>
-          <w:b/>
-          <w:color w:val="17202A"/>
-          <w:sz w:val="21"/>
-        </w:rPr>
-        <w:t>Knowledge base and onboarding</w:t>
+        <w:t>Built practical explanation, motivation, and coaching skills that now help in technical support and user training.</w:t>
       </w:r>
     </w:p>
     <w:p>
       <w:pPr>
-        <w:spacing w:before="0" w:after="80" w:line="269" w:lineRule="auto"/>
+        <w:pStyle w:val="Heading2"/>
       </w:pPr>
       <w:r>
-        <w:rPr>
-          <w:rFonts w:ascii="Aptos" w:hAnsi="Aptos" w:eastAsia="Microsoft YaHei"/>
-          <w:b w:val="0"/>
-          <w:color w:val="2C3741"/>
-          <w:sz w:val="20"/>
-        </w:rPr>
-        <w:t>Created and maintained project transition documents, issue-handling steps, and onboarding material to help new support teammates ramp faster and handle repeat issues more consistently.</w:t>
+        <w:t>Selected Work Examples</w:t>
       </w:r>
     </w:p>
     <w:p>
       <w:pPr>
-        <w:spacing w:before="120" w:after="40" w:line="259" w:lineRule="auto"/>
+        <w:pStyle w:val="Heading3"/>
       </w:pPr>
       <w:r>
-        <w:rPr>
-          <w:rFonts w:ascii="Aptos" w:hAnsi="Aptos" w:eastAsia="Microsoft YaHei"/>
-          <w:b/>
-          <w:color w:val="17202A"/>
-          <w:sz w:val="21"/>
-        </w:rPr>
-        <w:t>Manufacturing IT awareness</w:t>
+        <w:t>Knowledge base rebuilds for AIA and Yageo</w:t>
+      </w:r>
+    </w:p>
+    <w:p>
+      <w:r>
+        <w:t>Organized SOPs, troubleshooting steps, onboarding notes, and training material so long-running support projects could be handed over more clearly and repeat incidents could be resolved faster.</w:t>
       </w:r>
     </w:p>
     <w:p>
       <w:pPr>
-        <w:spacing w:before="0" w:after="80" w:line="269" w:lineRule="auto"/>
+        <w:pStyle w:val="Heading3"/>
       </w:pPr>
       <w:r>
-        <w:rPr>
-          <w:rFonts w:ascii="Aptos" w:hAnsi="Aptos" w:eastAsia="Microsoft YaHei"/>
-          <w:b w:val="0"/>
-          <w:color w:val="2C3741"/>
-          <w:sz w:val="20"/>
-        </w:rPr>
-        <w:t>Worked in a manufacturing customer environment and developed a stronger habit of describing IT issues in terms of user impact, business continuity, and repeatable support steps rather than only technical symptoms.</w:t>
+        <w:t>AI-assisted support workflow</w:t>
+      </w:r>
+    </w:p>
+    <w:p>
+      <w:r>
+        <w:t>Use Copilot, ChatGPT-style tools, structured prompts, and local note workflows to draft ticket summaries, KB outlines, and troubleshooting checklists while keeping company and user data out of public AI tools.</w:t>
       </w:r>
     </w:p>
     <w:p>
       <w:pPr>
-        <w:spacing w:before="160" w:after="80" w:line="259" w:lineRule="auto"/>
-        <w:pBdr>
-          <w:bottom w:val="single" w:sz="6" w:space="8" w:color="CFE1DE"/>
-        </w:pBdr>
+        <w:pStyle w:val="Heading3"/>
       </w:pPr>
       <w:r>
-        <w:rPr>
-          <w:rFonts w:ascii="Aptos" w:hAnsi="Aptos" w:eastAsia="Microsoft YaHei"/>
-          <w:b/>
-          <w:color w:val="0D5258"/>
-          <w:sz w:val="25"/>
-        </w:rPr>
+        <w:t>Training and coaching mindset</w:t>
+      </w:r>
+    </w:p>
+    <w:p>
+      <w:r>
+        <w:t>A background in paid English tutoring and fitness coaching helps me explain technical steps in plain language, adjust to different users, and confirm that the next step is understood.</w:t>
+      </w:r>
+    </w:p>
+    <w:p>
+      <w:pPr>
+        <w:pStyle w:val="Heading2"/>
+      </w:pPr>
+      <w:r>
         <w:t>Certifications</w:t>
       </w:r>
     </w:p>
     <w:p>
       <w:pPr>
         <w:pStyle w:val="ListBullet"/>
-        <w:spacing w:after="50" w:line="254" w:lineRule="auto"/>
-        <w:ind w:left="238"/>
       </w:pPr>
       <w:r>
-        <w:rPr>
-          <w:rFonts w:ascii="Aptos" w:hAnsi="Aptos" w:eastAsia="Microsoft YaHei"/>
-          <w:b w:val="0"/>
-          <w:sz w:val="19"/>
-        </w:rPr>
         <w:t>ITIL 4 Foundation - IT Service Management</w:t>
       </w:r>
     </w:p>
     <w:p>
       <w:pPr>
         <w:pStyle w:val="ListBullet"/>
-        <w:spacing w:after="50" w:line="254" w:lineRule="auto"/>
-        <w:ind w:left="238"/>
       </w:pPr>
       <w:r>
-        <w:rPr>
-          <w:rFonts w:ascii="Aptos" w:hAnsi="Aptos" w:eastAsia="Microsoft YaHei"/>
-          <w:b w:val="0"/>
-          <w:sz w:val="19"/>
-        </w:rPr>
         <w:t>Microsoft 365 Certified: Fundamentals</w:t>
       </w:r>
     </w:p>
     <w:p>
       <w:pPr>
         <w:pStyle w:val="ListBullet"/>
-        <w:spacing w:after="50" w:line="254" w:lineRule="auto"/>
-        <w:ind w:left="238"/>
       </w:pPr>
       <w:r>
-        <w:rPr>
-          <w:rFonts w:ascii="Aptos" w:hAnsi="Aptos" w:eastAsia="Microsoft YaHei"/>
-          <w:b w:val="0"/>
-          <w:sz w:val="19"/>
-        </w:rPr>
         <w:t>Microsoft Certified: Azure Fundamentals</w:t>
       </w:r>
     </w:p>
     <w:p>
       <w:pPr>
         <w:pStyle w:val="ListBullet"/>
-        <w:spacing w:after="50" w:line="254" w:lineRule="auto"/>
-        <w:ind w:left="238"/>
       </w:pPr>
       <w:r>
-        <w:rPr>
-          <w:rFonts w:ascii="Aptos" w:hAnsi="Aptos" w:eastAsia="Microsoft YaHei"/>
-          <w:b w:val="0"/>
-          <w:sz w:val="19"/>
-        </w:rPr>
         <w:t>Microsoft Certified: Security, Compliance, and Identity Fundamentals</w:t>
       </w:r>
     </w:p>
     <w:p>
       <w:pPr>
         <w:pStyle w:val="ListBullet"/>
-        <w:spacing w:after="50" w:line="254" w:lineRule="auto"/>
-        <w:ind w:left="238"/>
       </w:pPr>
       <w:r>
-        <w:rPr>
-          <w:rFonts w:ascii="Aptos" w:hAnsi="Aptos" w:eastAsia="Microsoft YaHei"/>
-          <w:b w:val="0"/>
-          <w:sz w:val="19"/>
-        </w:rPr>
         <w:t>Microsoft Certified: Power Platform Fundamentals</w:t>
       </w:r>
     </w:p>
     <w:p>
       <w:pPr>
         <w:pStyle w:val="ListBullet"/>
-        <w:spacing w:after="50" w:line="254" w:lineRule="auto"/>
-        <w:ind w:left="238"/>
       </w:pPr>
       <w:r>
-        <w:rPr>
-          <w:rFonts w:ascii="Aptos" w:hAnsi="Aptos" w:eastAsia="Microsoft YaHei"/>
-          <w:b w:val="0"/>
-          <w:sz w:val="19"/>
-        </w:rPr>
         <w:t>Microsoft Certified: Azure AI Fundamentals</w:t>
       </w:r>
     </w:p>
     <w:p>
       <w:pPr>
         <w:pStyle w:val="ListBullet"/>
-        <w:spacing w:after="50" w:line="254" w:lineRule="auto"/>
-        <w:ind w:left="238"/>
       </w:pPr>
       <w:r>
-        <w:rPr>
-          <w:rFonts w:ascii="Aptos" w:hAnsi="Aptos" w:eastAsia="Microsoft YaHei"/>
-          <w:b w:val="0"/>
-          <w:sz w:val="19"/>
-        </w:rPr>
         <w:t>Microsoft Certified: Azure Data Fundamentals</w:t>
       </w:r>
     </w:p>
     <w:p>
       <w:pPr>
         <w:pStyle w:val="ListBullet"/>
-        <w:spacing w:after="50" w:line="254" w:lineRule="auto"/>
-        <w:ind w:left="238"/>
       </w:pPr>
       <w:r>
-        <w:rPr>
-          <w:rFonts w:ascii="Aptos" w:hAnsi="Aptos" w:eastAsia="Microsoft YaHei"/>
-          <w:b w:val="0"/>
-          <w:sz w:val="19"/>
-        </w:rPr>
         <w:t>Microsoft Certified: Dynamics 365 Fundamentals (ERP)</w:t>
       </w:r>
     </w:p>
     <w:p>
       <w:pPr>
         <w:pStyle w:val="ListBullet"/>
-        <w:spacing w:after="50" w:line="254" w:lineRule="auto"/>
-        <w:ind w:left="238"/>
       </w:pPr>
       <w:r>
-        <w:rPr>
-          <w:rFonts w:ascii="Aptos" w:hAnsi="Aptos" w:eastAsia="Microsoft YaHei"/>
-          <w:b w:val="0"/>
-          <w:sz w:val="19"/>
-        </w:rPr>
         <w:t>Microsoft Certified: Dynamics 365 Fundamentals (CRM)</w:t>
       </w:r>
     </w:p>
     <w:p>
       <w:pPr>
         <w:pStyle w:val="ListBullet"/>
-        <w:spacing w:after="50" w:line="254" w:lineRule="auto"/>
-        <w:ind w:left="238"/>
       </w:pPr>
       <w:r>
-        <w:rPr>
-          <w:rFonts w:ascii="Aptos" w:hAnsi="Aptos" w:eastAsia="Microsoft YaHei"/>
-          <w:b w:val="0"/>
-          <w:sz w:val="19"/>
-        </w:rPr>
         <w:t>AWS Partner: Accreditation (Business)</w:t>
       </w:r>
     </w:p>
     <w:p>
       <w:pPr>
         <w:pStyle w:val="ListBullet"/>
-        <w:spacing w:after="50" w:line="254" w:lineRule="auto"/>
-        <w:ind w:left="238"/>
       </w:pPr>
       <w:r>
-        <w:rPr>
-          <w:rFonts w:ascii="Aptos" w:hAnsi="Aptos" w:eastAsia="Microsoft YaHei"/>
-          <w:b w:val="0"/>
-          <w:sz w:val="19"/>
-        </w:rPr>
         <w:t>AWS Partner: SAP on AWS (Business)</w:t>
       </w:r>
     </w:p>
     <w:p>
       <w:pPr>
-        <w:spacing w:before="160" w:after="80" w:line="259" w:lineRule="auto"/>
-        <w:pBdr>
-          <w:bottom w:val="single" w:sz="6" w:space="8" w:color="CFE1DE"/>
-        </w:pBdr>
+        <w:pStyle w:val="Heading2"/>
       </w:pPr>
       <w:r>
-        <w:rPr>
-          <w:rFonts w:ascii="Aptos" w:hAnsi="Aptos" w:eastAsia="Microsoft YaHei"/>
-          <w:b/>
-          <w:color w:val="0D5258"/>
-          <w:sz w:val="25"/>
-        </w:rPr>
-        <w:t>Education</w:t>
+        <w:t>Education and Continuous Learning</w:t>
       </w:r>
     </w:p>
     <w:p>
       <w:pPr>
         <w:pStyle w:val="ListBullet"/>
-        <w:spacing w:after="50" w:line="254" w:lineRule="auto"/>
-        <w:ind w:left="238"/>
       </w:pPr>
       <w:r>
         <w:rPr>
-          <w:rFonts w:ascii="Aptos" w:hAnsi="Aptos" w:eastAsia="Microsoft YaHei"/>
-          <w:b w:val="0"/>
-          <w:sz w:val="19"/>
+          <w:b/>
         </w:rPr>
-        <w:t>Guangdong University of Foreign Studies | English major, self-study undergraduate program | In progress</w:t>
+        <w:t>Guangdong University of Foreign Studies</w:t>
+      </w:r>
+      <w:r>
+        <w:t xml:space="preserve"> | English major, self-study undergraduate program | In progress</w:t>
       </w:r>
     </w:p>
     <w:p>
       <w:pPr>
         <w:pStyle w:val="ListBullet"/>
-        <w:spacing w:after="50" w:line="254" w:lineRule="auto"/>
-        <w:ind w:left="238"/>
       </w:pPr>
       <w:r>
         <w:rPr>
-          <w:rFonts w:ascii="Aptos" w:hAnsi="Aptos" w:eastAsia="Microsoft YaHei"/>
-          <w:b w:val="0"/>
-          <w:sz w:val="19"/>
+          <w:b/>
         </w:rPr>
-        <w:t>Nanjing University of Information Science &amp; Technology | Financial Management | 2011 - 2012</w:t>
+        <w:t>Nanjing University of Information Science &amp; Technology</w:t>
+      </w:r>
+      <w:r>
+        <w:t xml:space="preserve"> | Financial Management self-study program | 2011 - 2012, paused for work and financial reasons</w:t>
       </w:r>
     </w:p>
     <w:p>
       <w:pPr>
-        <w:spacing w:before="160" w:after="80" w:line="259" w:lineRule="auto"/>
-        <w:pBdr>
-          <w:bottom w:val="single" w:sz="6" w:space="8" w:color="CFE1DE"/>
-        </w:pBdr>
+        <w:pStyle w:val="ListBullet"/>
       </w:pPr>
       <w:r>
         <w:rPr>
-          <w:rFonts w:ascii="Aptos" w:hAnsi="Aptos" w:eastAsia="Microsoft YaHei"/>
           <w:b/>
-          <w:color w:val="0D5258"/>
-          <w:sz w:val="25"/>
         </w:rPr>
-        <w:t>Additional Background</w:t>
+        <w:t>Continuous learning:</w:t>
+      </w:r>
+      <w:r>
+        <w:t xml:space="preserve"> Kyndryl internal courses, Microsoft certifications, Dedao learner AZ with 963 credits, student ID 182111265578</w:t>
       </w:r>
     </w:p>
     <w:p>
       <w:pPr>
-        <w:spacing w:before="0" w:after="80" w:line="269" w:lineRule="auto"/>
+        <w:pStyle w:val="ListBullet"/>
       </w:pPr>
       <w:r>
-        <w:rPr>
-          <w:rFonts w:ascii="Aptos" w:hAnsi="Aptos" w:eastAsia="Microsoft YaHei"/>
-          <w:b w:val="0"/>
-          <w:color w:val="2C3741"/>
-          <w:sz w:val="20"/>
-        </w:rPr>
-        <w:t>Earlier customer-facing roles in hospitality, English learning/training, and B2B sales helped build service discipline, patience, and English communication. They are intentionally summarized here rather than listed in full because the target role is IT support.</w:t>
+        <w:t>Currently studying Linux, programming and vibe coding, cybersecurity, AI agent tools, and additional languages including Japanese, Spanish, and French basics</w:t>
       </w:r>
     </w:p>
     <w:p>
       <w:pPr>
-        <w:spacing w:before="160" w:after="80" w:line="259" w:lineRule="auto"/>
-        <w:pBdr>
-          <w:bottom w:val="single" w:sz="6" w:space="8" w:color="CFE1DE"/>
-        </w:pBdr>
+        <w:pStyle w:val="Heading2"/>
       </w:pPr>
       <w:r>
-        <w:rPr>
-          <w:rFonts w:ascii="Aptos" w:hAnsi="Aptos" w:eastAsia="Microsoft YaHei"/>
-          <w:b/>
-          <w:color w:val="0D5258"/>
-          <w:sz w:val="25"/>
-        </w:rPr>
         <w:t>Languages</w:t>
       </w:r>
     </w:p>
     <w:p>
       <w:pPr>
         <w:pStyle w:val="ListBullet"/>
-        <w:spacing w:after="50" w:line="254" w:lineRule="auto"/>
-        <w:ind w:left="238"/>
       </w:pPr>
       <w:r>
-        <w:rPr>
-          <w:rFonts w:ascii="Aptos" w:hAnsi="Aptos" w:eastAsia="Microsoft YaHei"/>
-          <w:b w:val="0"/>
-          <w:sz w:val="19"/>
-        </w:rPr>
         <w:t>Mandarin Chinese: Native</w:t>
       </w:r>
     </w:p>
     <w:p>
       <w:pPr>
         <w:pStyle w:val="ListBullet"/>
-        <w:spacing w:after="50" w:line="254" w:lineRule="auto"/>
-        <w:ind w:left="238"/>
       </w:pPr>
       <w:r>
-        <w:rPr>
-          <w:rFonts w:ascii="Aptos" w:hAnsi="Aptos" w:eastAsia="Microsoft YaHei"/>
-          <w:b w:val="0"/>
-          <w:sz w:val="19"/>
-        </w:rPr>
         <w:t>English: Fluent working proficiency</w:t>
       </w:r>
     </w:p>
     <w:sectPr>
       <w:pgSz w:w="12240" w:h="15840"/>
-      <w:pgMar w:top="765" w:right="879" w:bottom="709" w:left="879" w:header="720" w:footer="720" w:gutter="0"/>
+      <w:pgMar w:top="792" w:right="893" w:bottom="792" w:left="893" w:header="720" w:footer="720" w:gutter="0"/>
       <w:cols w:space="720"/>
       <w:docGrid w:linePitch="360"/>
     </w:sectPr>
@@ -1424,7 +1002,7 @@
     <w:qFormat/>
     <w:rsid w:val="00FC693F"/>
     <w:rPr>
-      <w:rFonts w:ascii="Aptos" w:hAnsi="Aptos" w:eastAsia="Microsoft YaHei"/>
+      <w:rFonts w:ascii="Aptos" w:hAnsi="Aptos" w:eastAsia="Aptos"/>
       <w:sz w:val="20"/>
     </w:rPr>
   </w:style>
@@ -1487,7 +1065,7 @@
       <w:outlineLvl w:val="0"/>
     </w:pPr>
     <w:rPr>
-      <w:rFonts w:asciiTheme="majorHAnsi" w:eastAsiaTheme="majorEastAsia" w:hAnsiTheme="majorHAnsi" w:cstheme="majorBidi"/>
+      <w:rFonts w:asciiTheme="majorHAnsi" w:eastAsiaTheme="majorEastAsia" w:hAnsiTheme="majorHAnsi" w:cstheme="majorBidi" w:ascii="Aptos" w:hAnsi="Aptos" w:eastAsia="Aptos"/>
       <w:b/>
       <w:bCs/>
       <w:color w:val="365F91" w:themeColor="accent1" w:themeShade="BF"/>
@@ -1511,7 +1089,7 @@
       <w:outlineLvl w:val="1"/>
     </w:pPr>
     <w:rPr>
-      <w:rFonts w:asciiTheme="majorHAnsi" w:eastAsiaTheme="majorEastAsia" w:hAnsiTheme="majorHAnsi" w:cstheme="majorBidi"/>
+      <w:rFonts w:asciiTheme="majorHAnsi" w:eastAsiaTheme="majorEastAsia" w:hAnsiTheme="majorHAnsi" w:cstheme="majorBidi" w:ascii="Aptos" w:hAnsi="Aptos" w:eastAsia="Aptos"/>
       <w:b/>
       <w:bCs/>
       <w:color w:val="4F81BD" w:themeColor="accent1"/>
@@ -1535,7 +1113,7 @@
       <w:outlineLvl w:val="2"/>
     </w:pPr>
     <w:rPr>
-      <w:rFonts w:asciiTheme="majorHAnsi" w:eastAsiaTheme="majorEastAsia" w:hAnsiTheme="majorHAnsi" w:cstheme="majorBidi"/>
+      <w:rFonts w:asciiTheme="majorHAnsi" w:eastAsiaTheme="majorEastAsia" w:hAnsiTheme="majorHAnsi" w:cstheme="majorBidi" w:ascii="Aptos" w:hAnsi="Aptos" w:eastAsia="Aptos"/>
       <w:b/>
       <w:bCs/>
       <w:color w:val="4F81BD" w:themeColor="accent1"/>

--- a/resume/Alan_Zhu_Resume_EN.docx
+++ b/resume/Alan_Zhu_Resume_EN.docx
@@ -4,7 +4,7 @@
   <w:body>
     <w:p>
       <w:pPr>
-        <w:pStyle w:val="Heading1"/>
+        <w:pStyle w:val="Title"/>
         <w:jc w:val="center"/>
       </w:pPr>
       <w:r>
@@ -12,6 +12,9 @@
       </w:r>
     </w:p>
     <w:p>
+      <w:pPr>
+        <w:spacing w:after="60"/>
+      </w:pPr>
       <w:r>
         <w:rPr>
           <w:b/>
@@ -20,41 +23,56 @@
       </w:r>
     </w:p>
     <w:p>
+      <w:pPr>
+        <w:spacing w:after="60"/>
+      </w:pPr>
       <w:r>
         <w:t>Shenzhen, China | WhatsApp / Telegram: +1 460 209 9928 | China phone / WeChat: +86 132 6720 5713</w:t>
       </w:r>
     </w:p>
     <w:p>
+      <w:pPr>
+        <w:spacing w:after="60"/>
+      </w:pPr>
       <w:r>
         <w:t>Email: alan.xiaofei224@gmail.com | Backup: alan.xiaofei993@outlook.com</w:t>
       </w:r>
     </w:p>
     <w:p>
+      <w:pPr>
+        <w:spacing w:after="60"/>
+      </w:pPr>
       <w:r>
         <w:t>LinkedIn: www.linkedin.com/in/alan-zhu-221846320</w:t>
       </w:r>
     </w:p>
     <w:p>
       <w:pPr>
-        <w:pStyle w:val="Heading2"/>
+        <w:pStyle w:val="Heading1"/>
       </w:pPr>
       <w:r>
         <w:t>Professional Profile</w:t>
       </w:r>
     </w:p>
     <w:p>
+      <w:pPr>
+        <w:spacing w:after="60"/>
+      </w:pPr>
       <w:r>
         <w:t>Bilingual IT technical support specialist with 4+ years of experience across Kyndryl, UPS support, AIA support, and Yageo manufacturing IT. I handle Windows, Microsoft 365, account, VPN, MFA, endpoint, and ServiceNow issues for global users, then turn repeated fixes into practical knowledge articles, training notes, and clearer escalation records.</w:t>
       </w:r>
     </w:p>
     <w:p>
+      <w:pPr>
+        <w:spacing w:after="60"/>
+      </w:pPr>
       <w:r>
         <w:t>My path is not a traditional degree-to-office path. I left college early for work and rebuilt my skills through English self-study, Microsoft and ITIL certifications, Kyndryl learning resources, and real support work. Before IT, I ran a small restaurant, worked as a chef, sold B2B products overseas, taught adults English one-on-one, and coached people in fitness. That background helps me explain technical problems clearly and stay patient with users under pressure.</w:t>
       </w:r>
     </w:p>
     <w:p>
       <w:pPr>
-        <w:pStyle w:val="Heading2"/>
+        <w:pStyle w:val="Heading1"/>
       </w:pPr>
       <w:r>
         <w:t>Target Roles</w:t>
@@ -63,6 +81,7 @@
     <w:p>
       <w:pPr>
         <w:pStyle w:val="ListBullet"/>
+        <w:spacing w:after="30"/>
       </w:pPr>
       <w:r>
         <w:t>IT Technical Support Specialist / Global IT Support Specialist</w:t>
@@ -71,6 +90,7 @@
     <w:p>
       <w:pPr>
         <w:pStyle w:val="ListBullet"/>
+        <w:spacing w:after="30"/>
       </w:pPr>
       <w:r>
         <w:t>ITSM Support Analyst / ServiceNow Support Analyst</w:t>
@@ -79,6 +99,7 @@
     <w:p>
       <w:pPr>
         <w:pStyle w:val="ListBullet"/>
+        <w:spacing w:after="30"/>
       </w:pPr>
       <w:r>
         <w:t>L1.5 / Tier 2-ready Technical Support</w:t>
@@ -87,6 +108,7 @@
     <w:p>
       <w:pPr>
         <w:pStyle w:val="ListBullet"/>
+        <w:spacing w:after="30"/>
       </w:pPr>
       <w:r>
         <w:t>Knowledge Management / Support Documentation Specialist</w:t>
@@ -95,6 +117,7 @@
     <w:p>
       <w:pPr>
         <w:pStyle w:val="ListBullet"/>
+        <w:spacing w:after="30"/>
       </w:pPr>
       <w:r>
         <w:t>AI-enabled IT Operations or Support Automation Coordinator</w:t>
@@ -103,6 +126,7 @@
     <w:p>
       <w:pPr>
         <w:pStyle w:val="ListBullet"/>
+        <w:spacing w:after="30"/>
       </w:pPr>
       <w:r>
         <w:t>Manufacturing IT Support / End User Computing Support</w:t>
@@ -110,7 +134,7 @@
     </w:p>
     <w:p>
       <w:pPr>
-        <w:pStyle w:val="Heading2"/>
+        <w:pStyle w:val="Heading1"/>
       </w:pPr>
       <w:r>
         <w:t>Core Skills</w:t>
@@ -119,6 +143,7 @@
     <w:p>
       <w:pPr>
         <w:pStyle w:val="ListBullet"/>
+        <w:spacing w:after="30"/>
       </w:pPr>
       <w:r>
         <w:rPr>
@@ -133,6 +158,7 @@
     <w:p>
       <w:pPr>
         <w:pStyle w:val="ListBullet"/>
+        <w:spacing w:after="30"/>
       </w:pPr>
       <w:r>
         <w:rPr>
@@ -147,6 +173,7 @@
     <w:p>
       <w:pPr>
         <w:pStyle w:val="ListBullet"/>
+        <w:spacing w:after="30"/>
       </w:pPr>
       <w:r>
         <w:rPr>
@@ -161,6 +188,7 @@
     <w:p>
       <w:pPr>
         <w:pStyle w:val="ListBullet"/>
+        <w:spacing w:after="30"/>
       </w:pPr>
       <w:r>
         <w:rPr>
@@ -175,6 +203,7 @@
     <w:p>
       <w:pPr>
         <w:pStyle w:val="ListBullet"/>
+        <w:spacing w:after="30"/>
       </w:pPr>
       <w:r>
         <w:rPr>
@@ -188,7 +217,7 @@
     </w:p>
     <w:p>
       <w:pPr>
-        <w:pStyle w:val="Heading2"/>
+        <w:pStyle w:val="Heading1"/>
       </w:pPr>
       <w:r>
         <w:t>Work Experience</w:t>
@@ -196,13 +225,16 @@
     </w:p>
     <w:p>
       <w:pPr>
-        <w:pStyle w:val="Heading3"/>
+        <w:pStyle w:val="Heading2"/>
       </w:pPr>
       <w:r>
         <w:t>Kyndryl Information Technology Co., Ltd. | Shenzhen / Remote</w:t>
       </w:r>
     </w:p>
     <w:p>
+      <w:pPr>
+        <w:spacing w:after="60"/>
+      </w:pPr>
       <w:r>
         <w:rPr>
           <w:b/>
@@ -214,6 +246,9 @@
       </w:r>
     </w:p>
     <w:p>
+      <w:pPr>
+        <w:spacing w:after="60"/>
+      </w:pPr>
       <w:r>
         <w:t>Customer environments: Yageo manufacturing IT; AIA service desk project</w:t>
       </w:r>
@@ -221,14 +256,16 @@
     <w:p>
       <w:pPr>
         <w:pStyle w:val="ListBullet"/>
+        <w:spacing w:after="30"/>
       </w:pPr>
       <w:r>
-        <w:t>Promoted from outsourced support to full-time Kyndryl employee in Apr 2022 after joining the IBM/Kyndryl support environment through ASDC in Jul 2021.</w:t>
+        <w:t>Converted to full-time Kyndryl in Apr 2022, about nine months after joining the IBM/Kyndryl support environment through ASDC in Jul 2021. In that project environment, this was a fast conversion path and reflected consistently strong front-line performance.</w:t>
       </w:r>
     </w:p>
     <w:p>
       <w:pPr>
         <w:pStyle w:val="ListBullet"/>
+        <w:spacing w:after="30"/>
       </w:pPr>
       <w:r>
         <w:t>Provide English technical support for global Yageo users by phone, email, chat, and remote session across Windows, Microsoft 365, VPN, MFA, account, endpoint, and application issues.</w:t>
@@ -237,6 +274,7 @@
     <w:p>
       <w:pPr>
         <w:pStyle w:val="ListBullet"/>
+        <w:spacing w:after="30"/>
       </w:pPr>
       <w:r>
         <w:t>Manage incidents and requests in ServiceNow with clear troubleshooting notes, user-impact context, and escalation information for downstream teams.</w:t>
@@ -245,6 +283,7 @@
     <w:p>
       <w:pPr>
         <w:pStyle w:val="ListBullet"/>
+        <w:spacing w:after="30"/>
       </w:pPr>
       <w:r>
         <w:t>Supported the AIA service desk project for about one year and helped rebuild detailed knowledge documents, training material, and video-style walkthroughs for a long-running support project.</w:t>
@@ -253,14 +292,16 @@
     <w:p>
       <w:pPr>
         <w:pStyle w:val="ListBullet"/>
+        <w:spacing w:after="30"/>
       </w:pPr>
       <w:r>
-        <w:t>Maintain and improve Yageo knowledge base content from real incidents. The habit started as manual documentation work before AI tools became common; AI is now used carefully to draft, organize, and review notes without exposing sensitive data.</w:t>
+        <w:t>Maintain and improve Yageo knowledge base content from real incidents. I was already writing KB articles and handover notes manually before AI tools became common; now I use AI carefully to draft, organize, and review notes faster without exposing sensitive data.</w:t>
       </w:r>
     </w:p>
     <w:p>
       <w:pPr>
         <w:pStyle w:val="ListBullet"/>
+        <w:spacing w:after="30"/>
       </w:pPr>
       <w:r>
         <w:t>Use Microsoft Copilot, structured prompts, and local note workflows to improve ticket summaries, KB drafts, and support checklists within company data-security boundaries.</w:t>
@@ -268,13 +309,16 @@
     </w:p>
     <w:p>
       <w:pPr>
-        <w:pStyle w:val="Heading3"/>
+        <w:pStyle w:val="Heading2"/>
       </w:pPr>
       <w:r>
         <w:t>Advanced Systems Development Co., Ltd. (ASDC) | Shenzhen</w:t>
       </w:r>
     </w:p>
     <w:p>
+      <w:pPr>
+        <w:spacing w:after="60"/>
+      </w:pPr>
       <w:r>
         <w:rPr>
           <w:b/>
@@ -288,6 +332,7 @@
     <w:p>
       <w:pPr>
         <w:pStyle w:val="ListBullet"/>
+        <w:spacing w:after="30"/>
       </w:pPr>
       <w:r>
         <w:t>Supported UPS internal users and external customers in English and Mandarin in a 24/7 service environment.</w:t>
@@ -296,6 +341,7 @@
     <w:p>
       <w:pPr>
         <w:pStyle w:val="ListBullet"/>
+        <w:spacing w:after="30"/>
       </w:pPr>
       <w:r>
         <w:t>Resolved software, hardware, access, and office productivity issues within SLA expectations.</w:t>
@@ -304,6 +350,7 @@
     <w:p>
       <w:pPr>
         <w:pStyle w:val="ListBullet"/>
+        <w:spacing w:after="30"/>
       </w:pPr>
       <w:r>
         <w:t>Escalated complex issues to L2/L3 teams with clear diagnostic notes and user-impact context.</w:t>
@@ -312,6 +359,7 @@
     <w:p>
       <w:pPr>
         <w:pStyle w:val="ListBullet"/>
+        <w:spacing w:after="30"/>
       </w:pPr>
       <w:r>
         <w:t>Built the phone discipline, patience, and written handoff style that later helped me move into full-time Kyndryl support.</w:t>
@@ -319,13 +367,16 @@
     </w:p>
     <w:p>
       <w:pPr>
-        <w:pStyle w:val="Heading3"/>
+        <w:pStyle w:val="Heading2"/>
       </w:pPr>
       <w:r>
         <w:t>Shenzhen A-Smart Technology &amp; Development Co., Ltd. | Shenzhen</w:t>
       </w:r>
     </w:p>
     <w:p>
+      <w:pPr>
+        <w:spacing w:after="60"/>
+      </w:pPr>
       <w:r>
         <w:rPr>
           <w:b/>
@@ -339,6 +390,7 @@
     <w:p>
       <w:pPr>
         <w:pStyle w:val="ListBullet"/>
+        <w:spacing w:after="30"/>
       </w:pPr>
       <w:r>
         <w:t>Managed Alibaba international B2B sales for automotive electronics products and communicated with overseas customers in English.</w:t>
@@ -347,6 +399,7 @@
     <w:p>
       <w:pPr>
         <w:pStyle w:val="ListBullet"/>
+        <w:spacing w:after="30"/>
       </w:pPr>
       <w:r>
         <w:t>Demonstrated products through English livestreams, written follow-ups, and product explanations.</w:t>
@@ -355,6 +408,7 @@
     <w:p>
       <w:pPr>
         <w:pStyle w:val="ListBullet"/>
+        <w:spacing w:after="30"/>
       </w:pPr>
       <w:r>
         <w:t>Standardized repeated sales and operations steps, which later transferred into IT support documentation habits.</w:t>
@@ -362,13 +416,16 @@
     </w:p>
     <w:p>
       <w:pPr>
-        <w:pStyle w:val="Heading3"/>
+        <w:pStyle w:val="Heading2"/>
       </w:pPr>
       <w:r>
         <w:t>Earlier Customer-facing and Teaching Work | Nanjing / Suzhou / Shenzhen</w:t>
       </w:r>
     </w:p>
     <w:p>
+      <w:pPr>
+        <w:spacing w:after="60"/>
+      </w:pPr>
       <w:r>
         <w:rPr>
           <w:b/>
@@ -382,6 +439,7 @@
     <w:p>
       <w:pPr>
         <w:pStyle w:val="ListBullet"/>
+        <w:spacing w:after="30"/>
       </w:pPr>
       <w:r>
         <w:t>Ran a small breakfast and meal shop, worked in hotel and restaurant kitchens, and learned service discipline from front-line work.</w:t>
@@ -390,6 +448,7 @@
     <w:p>
       <w:pPr>
         <w:pStyle w:val="ListBullet"/>
+        <w:spacing w:after="30"/>
       </w:pPr>
       <w:r>
         <w:t>Taught adult English learners one-on-one and coached fitness clients as paid side work.</w:t>
@@ -398,6 +457,7 @@
     <w:p>
       <w:pPr>
         <w:pStyle w:val="ListBullet"/>
+        <w:spacing w:after="30"/>
       </w:pPr>
       <w:r>
         <w:t>Built practical explanation, motivation, and coaching skills that now help in technical support and user training.</w:t>
@@ -405,7 +465,7 @@
     </w:p>
     <w:p>
       <w:pPr>
-        <w:pStyle w:val="Heading2"/>
+        <w:pStyle w:val="Heading1"/>
       </w:pPr>
       <w:r>
         <w:t>Selected Work Examples</w:t>
@@ -413,46 +473,55 @@
     </w:p>
     <w:p>
       <w:pPr>
-        <w:pStyle w:val="Heading3"/>
+        <w:pStyle w:val="Heading2"/>
       </w:pPr>
       <w:r>
         <w:t>Knowledge base rebuilds for AIA and Yageo</w:t>
       </w:r>
     </w:p>
     <w:p>
+      <w:pPr>
+        <w:spacing w:after="60"/>
+      </w:pPr>
       <w:r>
         <w:t>Organized SOPs, troubleshooting steps, onboarding notes, and training material so long-running support projects could be handed over more clearly and repeat incidents could be resolved faster.</w:t>
       </w:r>
     </w:p>
     <w:p>
       <w:pPr>
-        <w:pStyle w:val="Heading3"/>
+        <w:pStyle w:val="Heading2"/>
       </w:pPr>
       <w:r>
         <w:t>AI-assisted support workflow</w:t>
       </w:r>
     </w:p>
     <w:p>
+      <w:pPr>
+        <w:spacing w:after="60"/>
+      </w:pPr>
       <w:r>
         <w:t>Use Copilot, ChatGPT-style tools, structured prompts, and local note workflows to draft ticket summaries, KB outlines, and troubleshooting checklists while keeping company and user data out of public AI tools.</w:t>
       </w:r>
     </w:p>
     <w:p>
       <w:pPr>
-        <w:pStyle w:val="Heading3"/>
+        <w:pStyle w:val="Heading2"/>
       </w:pPr>
       <w:r>
         <w:t>Training and coaching mindset</w:t>
       </w:r>
     </w:p>
     <w:p>
+      <w:pPr>
+        <w:spacing w:after="60"/>
+      </w:pPr>
       <w:r>
         <w:t>A background in paid English tutoring and fitness coaching helps me explain technical steps in plain language, adjust to different users, and confirm that the next step is understood.</w:t>
       </w:r>
     </w:p>
     <w:p>
       <w:pPr>
-        <w:pStyle w:val="Heading2"/>
+        <w:pStyle w:val="Heading1"/>
       </w:pPr>
       <w:r>
         <w:t>Certifications</w:t>
@@ -461,6 +530,7 @@
     <w:p>
       <w:pPr>
         <w:pStyle w:val="ListBullet"/>
+        <w:spacing w:after="30"/>
       </w:pPr>
       <w:r>
         <w:t>ITIL 4 Foundation - IT Service Management</w:t>
@@ -469,6 +539,7 @@
     <w:p>
       <w:pPr>
         <w:pStyle w:val="ListBullet"/>
+        <w:spacing w:after="30"/>
       </w:pPr>
       <w:r>
         <w:t>Microsoft 365 Certified: Fundamentals</w:t>
@@ -477,6 +548,7 @@
     <w:p>
       <w:pPr>
         <w:pStyle w:val="ListBullet"/>
+        <w:spacing w:after="30"/>
       </w:pPr>
       <w:r>
         <w:t>Microsoft Certified: Azure Fundamentals</w:t>
@@ -485,6 +557,7 @@
     <w:p>
       <w:pPr>
         <w:pStyle w:val="ListBullet"/>
+        <w:spacing w:after="30"/>
       </w:pPr>
       <w:r>
         <w:t>Microsoft Certified: Security, Compliance, and Identity Fundamentals</w:t>
@@ -493,6 +566,7 @@
     <w:p>
       <w:pPr>
         <w:pStyle w:val="ListBullet"/>
+        <w:spacing w:after="30"/>
       </w:pPr>
       <w:r>
         <w:t>Microsoft Certified: Power Platform Fundamentals</w:t>
@@ -501,6 +575,7 @@
     <w:p>
       <w:pPr>
         <w:pStyle w:val="ListBullet"/>
+        <w:spacing w:after="30"/>
       </w:pPr>
       <w:r>
         <w:t>Microsoft Certified: Azure AI Fundamentals</w:t>
@@ -509,6 +584,7 @@
     <w:p>
       <w:pPr>
         <w:pStyle w:val="ListBullet"/>
+        <w:spacing w:after="30"/>
       </w:pPr>
       <w:r>
         <w:t>Microsoft Certified: Azure Data Fundamentals</w:t>
@@ -517,6 +593,7 @@
     <w:p>
       <w:pPr>
         <w:pStyle w:val="ListBullet"/>
+        <w:spacing w:after="30"/>
       </w:pPr>
       <w:r>
         <w:t>Microsoft Certified: Dynamics 365 Fundamentals (ERP)</w:t>
@@ -525,6 +602,7 @@
     <w:p>
       <w:pPr>
         <w:pStyle w:val="ListBullet"/>
+        <w:spacing w:after="30"/>
       </w:pPr>
       <w:r>
         <w:t>Microsoft Certified: Dynamics 365 Fundamentals (CRM)</w:t>
@@ -533,6 +611,7 @@
     <w:p>
       <w:pPr>
         <w:pStyle w:val="ListBullet"/>
+        <w:spacing w:after="30"/>
       </w:pPr>
       <w:r>
         <w:t>AWS Partner: Accreditation (Business)</w:t>
@@ -541,6 +620,7 @@
     <w:p>
       <w:pPr>
         <w:pStyle w:val="ListBullet"/>
+        <w:spacing w:after="30"/>
       </w:pPr>
       <w:r>
         <w:t>AWS Partner: SAP on AWS (Business)</w:t>
@@ -548,7 +628,7 @@
     </w:p>
     <w:p>
       <w:pPr>
-        <w:pStyle w:val="Heading2"/>
+        <w:pStyle w:val="Heading1"/>
       </w:pPr>
       <w:r>
         <w:t>Education and Continuous Learning</w:t>
@@ -557,6 +637,7 @@
     <w:p>
       <w:pPr>
         <w:pStyle w:val="ListBullet"/>
+        <w:spacing w:after="30"/>
       </w:pPr>
       <w:r>
         <w:rPr>
@@ -571,6 +652,7 @@
     <w:p>
       <w:pPr>
         <w:pStyle w:val="ListBullet"/>
+        <w:spacing w:after="30"/>
       </w:pPr>
       <w:r>
         <w:rPr>
@@ -585,6 +667,7 @@
     <w:p>
       <w:pPr>
         <w:pStyle w:val="ListBullet"/>
+        <w:spacing w:after="30"/>
       </w:pPr>
       <w:r>
         <w:rPr>
@@ -599,6 +682,7 @@
     <w:p>
       <w:pPr>
         <w:pStyle w:val="ListBullet"/>
+        <w:spacing w:after="30"/>
       </w:pPr>
       <w:r>
         <w:t>Currently studying Linux, programming and vibe coding, cybersecurity, AI agent tools, and additional languages including Japanese, Spanish, and French basics</w:t>
@@ -606,7 +690,7 @@
     </w:p>
     <w:p>
       <w:pPr>
-        <w:pStyle w:val="Heading2"/>
+        <w:pStyle w:val="Heading1"/>
       </w:pPr>
       <w:r>
         <w:t>Languages</w:t>
@@ -615,6 +699,7 @@
     <w:p>
       <w:pPr>
         <w:pStyle w:val="ListBullet"/>
+        <w:spacing w:after="30"/>
       </w:pPr>
       <w:r>
         <w:t>Mandarin Chinese: Native</w:t>
@@ -623,6 +708,7 @@
     <w:p>
       <w:pPr>
         <w:pStyle w:val="ListBullet"/>
+        <w:spacing w:after="30"/>
       </w:pPr>
       <w:r>
         <w:t>English: Fluent working proficiency</w:t>
@@ -1002,8 +1088,8 @@
     <w:qFormat/>
     <w:rsid w:val="00FC693F"/>
     <w:rPr>
-      <w:rFonts w:ascii="Aptos" w:hAnsi="Aptos" w:eastAsia="Aptos"/>
-      <w:sz w:val="20"/>
+      <w:rFonts w:ascii="Arial" w:hAnsi="Arial"/>
+      <w:sz w:val="19"/>
     </w:rPr>
   </w:style>
   <w:style w:type="paragraph" w:styleId="Header">
@@ -1065,7 +1151,7 @@
       <w:outlineLvl w:val="0"/>
     </w:pPr>
     <w:rPr>
-      <w:rFonts w:asciiTheme="majorHAnsi" w:eastAsiaTheme="majorEastAsia" w:hAnsiTheme="majorHAnsi" w:cstheme="majorBidi" w:ascii="Aptos" w:hAnsi="Aptos" w:eastAsia="Aptos"/>
+      <w:rFonts w:asciiTheme="majorHAnsi" w:eastAsiaTheme="majorEastAsia" w:hAnsiTheme="majorHAnsi" w:cstheme="majorBidi" w:ascii="Arial" w:hAnsi="Arial"/>
       <w:b/>
       <w:bCs/>
       <w:color w:val="365F91" w:themeColor="accent1" w:themeShade="BF"/>
@@ -1089,11 +1175,11 @@
       <w:outlineLvl w:val="1"/>
     </w:pPr>
     <w:rPr>
-      <w:rFonts w:asciiTheme="majorHAnsi" w:eastAsiaTheme="majorEastAsia" w:hAnsiTheme="majorHAnsi" w:cstheme="majorBidi" w:ascii="Aptos" w:hAnsi="Aptos" w:eastAsia="Aptos"/>
+      <w:rFonts w:asciiTheme="majorHAnsi" w:eastAsiaTheme="majorEastAsia" w:hAnsiTheme="majorHAnsi" w:cstheme="majorBidi" w:ascii="Arial" w:hAnsi="Arial"/>
       <w:b/>
       <w:bCs/>
       <w:color w:val="4F81BD" w:themeColor="accent1"/>
-      <w:sz w:val="26"/>
+      <w:sz w:val="24"/>
       <w:szCs w:val="26"/>
     </w:rPr>
   </w:style>
@@ -1113,10 +1199,11 @@
       <w:outlineLvl w:val="2"/>
     </w:pPr>
     <w:rPr>
-      <w:rFonts w:asciiTheme="majorHAnsi" w:eastAsiaTheme="majorEastAsia" w:hAnsiTheme="majorHAnsi" w:cstheme="majorBidi" w:ascii="Aptos" w:hAnsi="Aptos" w:eastAsia="Aptos"/>
+      <w:rFonts w:asciiTheme="majorHAnsi" w:eastAsiaTheme="majorEastAsia" w:hAnsiTheme="majorHAnsi" w:cstheme="majorBidi" w:ascii="Arial" w:hAnsi="Arial"/>
       <w:b/>
       <w:bCs/>
       <w:color w:val="4F81BD" w:themeColor="accent1"/>
+      <w:sz w:val="21"/>
     </w:rPr>
   </w:style>
   <w:style w:type="paragraph" w:styleId="Heading4">
@@ -1354,11 +1441,11 @@
       <w:contextualSpacing/>
     </w:pPr>
     <w:rPr>
-      <w:rFonts w:asciiTheme="majorHAnsi" w:eastAsiaTheme="majorEastAsia" w:hAnsiTheme="majorHAnsi" w:cstheme="majorBidi"/>
+      <w:rFonts w:asciiTheme="majorHAnsi" w:eastAsiaTheme="majorEastAsia" w:hAnsiTheme="majorHAnsi" w:cstheme="majorBidi" w:ascii="Arial" w:hAnsi="Arial"/>
       <w:color w:val="17365D" w:themeColor="text2" w:themeShade="BF"/>
       <w:spacing w:val="5"/>
       <w:kern w:val="28"/>
-      <w:sz w:val="52"/>
+      <w:sz w:val="36"/>
       <w:szCs w:val="52"/>
     </w:rPr>
   </w:style>

--- a/resume/Alan_Zhu_Resume_EN.docx
+++ b/resume/Alan_Zhu_Resume_EN.docx
@@ -4,719 +4,1112 @@
   <w:body>
     <w:p>
       <w:pPr>
-        <w:pStyle w:val="Title"/>
-        <w:jc w:val="center"/>
+        <w:spacing w:after="60"/>
+        <w:jc w:val="left"/>
       </w:pPr>
       <w:r>
+        <w:rPr>
+          <w:rFonts w:ascii="Aptos" w:hAnsi="Aptos" w:eastAsia="Microsoft YaHei"/>
+          <w:b/>
+          <w:color w:val="0D5258"/>
+          <w:sz w:val="42"/>
+        </w:rPr>
         <w:t>Alan Zhu (Zhengfei Zhu)</w:t>
       </w:r>
     </w:p>
     <w:p>
       <w:pPr>
-        <w:spacing w:after="60"/>
+        <w:spacing w:before="0" w:after="40" w:line="259" w:lineRule="auto"/>
       </w:pPr>
       <w:r>
         <w:rPr>
-          <w:b/>
+          <w:rFonts w:ascii="Aptos" w:hAnsi="Aptos" w:eastAsia="Microsoft YaHei"/>
+          <w:b w:val="0"/>
+          <w:color w:val="4C5660"/>
+          <w:sz w:val="19"/>
         </w:rPr>
         <w:t>Bilingual IT Technical Support Specialist | ITSM Support Analyst | Microsoft 365 / ServiceNow / Knowledge Management | AI-enabled Support Operations</w:t>
       </w:r>
     </w:p>
     <w:p>
       <w:pPr>
-        <w:spacing w:after="60"/>
+        <w:spacing w:before="0" w:after="40" w:line="259" w:lineRule="auto"/>
       </w:pPr>
       <w:r>
-        <w:t>Shenzhen, China | WhatsApp / Telegram: +1 460 209 9928 | China phone / WeChat: +86 132 6720 5713</w:t>
+        <w:rPr>
+          <w:rFonts w:ascii="Aptos" w:hAnsi="Aptos" w:eastAsia="Microsoft YaHei"/>
+          <w:b w:val="0"/>
+          <w:color w:val="4C5660"/>
+          <w:sz w:val="19"/>
+        </w:rPr>
+        <w:t>Shenzhen, China | Born Aug 1993 | WhatsApp / Telegram: +1 460 209 9928 | China phone / WeChat: +86 132 6720 5713</w:t>
       </w:r>
     </w:p>
     <w:p>
       <w:pPr>
-        <w:spacing w:after="60"/>
+        <w:spacing w:before="0" w:after="80" w:line="269" w:lineRule="auto"/>
       </w:pPr>
       <w:r>
+        <w:rPr>
+          <w:rFonts w:ascii="Aptos" w:hAnsi="Aptos" w:eastAsia="Microsoft YaHei"/>
+          <w:b w:val="0"/>
+          <w:color w:val="2C3741"/>
+          <w:sz w:val="20"/>
+        </w:rPr>
         <w:t>Email: alan.xiaofei224@gmail.com | Backup: alan.xiaofei993@outlook.com</w:t>
       </w:r>
     </w:p>
     <w:p>
       <w:pPr>
-        <w:spacing w:after="60"/>
+        <w:spacing w:before="0" w:after="80" w:line="269" w:lineRule="auto"/>
       </w:pPr>
       <w:r>
+        <w:rPr>
+          <w:rFonts w:ascii="Aptos" w:hAnsi="Aptos" w:eastAsia="Microsoft YaHei"/>
+          <w:b w:val="0"/>
+          <w:color w:val="2C3741"/>
+          <w:sz w:val="20"/>
+        </w:rPr>
         <w:t>LinkedIn: www.linkedin.com/in/alan-zhu-221846320</w:t>
       </w:r>
     </w:p>
     <w:p>
       <w:pPr>
-        <w:pStyle w:val="Heading1"/>
+        <w:spacing w:before="160" w:after="80" w:line="259" w:lineRule="auto"/>
+        <w:pBdr>
+          <w:bottom w:val="single" w:sz="6" w:space="8" w:color="CFE1DE"/>
+        </w:pBdr>
       </w:pPr>
       <w:r>
+        <w:rPr>
+          <w:rFonts w:ascii="Aptos" w:hAnsi="Aptos" w:eastAsia="Microsoft YaHei"/>
+          <w:b/>
+          <w:color w:val="0D5258"/>
+          <w:sz w:val="25"/>
+        </w:rPr>
         <w:t>Professional Profile</w:t>
       </w:r>
     </w:p>
     <w:p>
       <w:pPr>
-        <w:spacing w:after="60"/>
+        <w:spacing w:before="0" w:after="80" w:line="269" w:lineRule="auto"/>
       </w:pPr>
       <w:r>
+        <w:rPr>
+          <w:rFonts w:ascii="Aptos" w:hAnsi="Aptos" w:eastAsia="Microsoft YaHei"/>
+          <w:b w:val="0"/>
+          <w:color w:val="2C3741"/>
+          <w:sz w:val="20"/>
+        </w:rPr>
         <w:t>Bilingual IT technical support specialist with 4+ years of experience across Kyndryl, UPS support, AIA support, and Yageo manufacturing IT. I handle Windows, Microsoft 365, account, VPN, MFA, endpoint, and ServiceNow issues for global users, then turn repeated fixes into practical knowledge articles, training notes, and clearer escalation records.</w:t>
       </w:r>
     </w:p>
     <w:p>
       <w:pPr>
-        <w:spacing w:after="60"/>
+        <w:spacing w:before="0" w:after="80" w:line="269" w:lineRule="auto"/>
       </w:pPr>
       <w:r>
-        <w:t>My path is not a traditional degree-to-office path. I left college early for work and rebuilt my skills through English self-study, Microsoft and ITIL certifications, Kyndryl learning resources, and real support work. Before IT, I ran a small restaurant, worked as a chef, sold B2B products overseas, taught adults English one-on-one, and coached people in fitness. That background helps me explain technical problems clearly and stay patient with users under pressure.</w:t>
+        <w:rPr>
+          <w:rFonts w:ascii="Aptos" w:hAnsi="Aptos" w:eastAsia="Microsoft YaHei"/>
+          <w:b w:val="0"/>
+          <w:color w:val="2C3741"/>
+          <w:sz w:val="20"/>
+        </w:rPr>
+        <w:t>My IT career is built on self-study, certifications, and hands-on support work, with an earlier background in service, sales, teaching, and coaching. Before IT, I ran a small restaurant, worked as a chef, sold B2B products overseas, taught adults English one-on-one, and coached people in fitness. That mix helps me stay calm with users, explain technical steps plainly, and keep learning when the environment changes.</w:t>
       </w:r>
     </w:p>
     <w:p>
       <w:pPr>
-        <w:pStyle w:val="Heading1"/>
+        <w:spacing w:before="160" w:after="80" w:line="259" w:lineRule="auto"/>
+        <w:pBdr>
+          <w:bottom w:val="single" w:sz="6" w:space="8" w:color="CFE1DE"/>
+        </w:pBdr>
       </w:pPr>
       <w:r>
+        <w:rPr>
+          <w:rFonts w:ascii="Aptos" w:hAnsi="Aptos" w:eastAsia="Microsoft YaHei"/>
+          <w:b/>
+          <w:color w:val="0D5258"/>
+          <w:sz w:val="25"/>
+        </w:rPr>
         <w:t>Target Roles</w:t>
       </w:r>
     </w:p>
     <w:p>
       <w:pPr>
         <w:pStyle w:val="ListBullet"/>
-        <w:spacing w:after="30"/>
+        <w:spacing w:after="50" w:line="254" w:lineRule="auto"/>
+        <w:ind w:left="238"/>
       </w:pPr>
       <w:r>
+        <w:rPr>
+          <w:rFonts w:ascii="Aptos" w:hAnsi="Aptos" w:eastAsia="Microsoft YaHei"/>
+          <w:b w:val="0"/>
+          <w:sz w:val="19"/>
+        </w:rPr>
         <w:t>IT Technical Support Specialist / Global IT Support Specialist</w:t>
       </w:r>
     </w:p>
     <w:p>
       <w:pPr>
         <w:pStyle w:val="ListBullet"/>
-        <w:spacing w:after="30"/>
+        <w:spacing w:after="50" w:line="254" w:lineRule="auto"/>
+        <w:ind w:left="238"/>
       </w:pPr>
       <w:r>
+        <w:rPr>
+          <w:rFonts w:ascii="Aptos" w:hAnsi="Aptos" w:eastAsia="Microsoft YaHei"/>
+          <w:b w:val="0"/>
+          <w:sz w:val="19"/>
+        </w:rPr>
         <w:t>ITSM Support Analyst / ServiceNow Support Analyst</w:t>
       </w:r>
     </w:p>
     <w:p>
       <w:pPr>
         <w:pStyle w:val="ListBullet"/>
-        <w:spacing w:after="30"/>
+        <w:spacing w:after="50" w:line="254" w:lineRule="auto"/>
+        <w:ind w:left="238"/>
       </w:pPr>
       <w:r>
+        <w:rPr>
+          <w:rFonts w:ascii="Aptos" w:hAnsi="Aptos" w:eastAsia="Microsoft YaHei"/>
+          <w:b w:val="0"/>
+          <w:sz w:val="19"/>
+        </w:rPr>
         <w:t>L1.5 / Tier 2-ready Technical Support</w:t>
       </w:r>
     </w:p>
     <w:p>
       <w:pPr>
         <w:pStyle w:val="ListBullet"/>
-        <w:spacing w:after="30"/>
+        <w:spacing w:after="50" w:line="254" w:lineRule="auto"/>
+        <w:ind w:left="238"/>
       </w:pPr>
       <w:r>
+        <w:rPr>
+          <w:rFonts w:ascii="Aptos" w:hAnsi="Aptos" w:eastAsia="Microsoft YaHei"/>
+          <w:b w:val="0"/>
+          <w:sz w:val="19"/>
+        </w:rPr>
         <w:t>Knowledge Management / Support Documentation Specialist</w:t>
       </w:r>
     </w:p>
     <w:p>
       <w:pPr>
         <w:pStyle w:val="ListBullet"/>
-        <w:spacing w:after="30"/>
+        <w:spacing w:after="50" w:line="254" w:lineRule="auto"/>
+        <w:ind w:left="238"/>
       </w:pPr>
       <w:r>
+        <w:rPr>
+          <w:rFonts w:ascii="Aptos" w:hAnsi="Aptos" w:eastAsia="Microsoft YaHei"/>
+          <w:b w:val="0"/>
+          <w:sz w:val="19"/>
+        </w:rPr>
         <w:t>AI-enabled IT Operations or Support Automation Coordinator</w:t>
       </w:r>
     </w:p>
     <w:p>
       <w:pPr>
         <w:pStyle w:val="ListBullet"/>
-        <w:spacing w:after="30"/>
+        <w:spacing w:after="50" w:line="254" w:lineRule="auto"/>
+        <w:ind w:left="238"/>
       </w:pPr>
       <w:r>
+        <w:rPr>
+          <w:rFonts w:ascii="Aptos" w:hAnsi="Aptos" w:eastAsia="Microsoft YaHei"/>
+          <w:b w:val="0"/>
+          <w:sz w:val="19"/>
+        </w:rPr>
         <w:t>Manufacturing IT Support / End User Computing Support</w:t>
       </w:r>
     </w:p>
     <w:p>
       <w:pPr>
-        <w:pStyle w:val="Heading1"/>
+        <w:spacing w:before="160" w:after="80" w:line="259" w:lineRule="auto"/>
+        <w:pBdr>
+          <w:bottom w:val="single" w:sz="6" w:space="8" w:color="CFE1DE"/>
+        </w:pBdr>
       </w:pPr>
       <w:r>
+        <w:rPr>
+          <w:rFonts w:ascii="Aptos" w:hAnsi="Aptos" w:eastAsia="Microsoft YaHei"/>
+          <w:b/>
+          <w:color w:val="0D5258"/>
+          <w:sz w:val="25"/>
+        </w:rPr>
         <w:t>Core Skills</w:t>
       </w:r>
     </w:p>
     <w:p>
       <w:pPr>
         <w:pStyle w:val="ListBullet"/>
-        <w:spacing w:after="30"/>
+        <w:spacing w:after="50" w:line="254" w:lineRule="auto"/>
+        <w:ind w:left="238"/>
       </w:pPr>
       <w:r>
         <w:rPr>
-          <w:b/>
+          <w:rFonts w:ascii="Aptos" w:hAnsi="Aptos" w:eastAsia="Microsoft YaHei"/>
+          <w:b w:val="0"/>
+          <w:sz w:val="19"/>
         </w:rPr>
-        <w:t>ITSM and support:</w:t>
-      </w:r>
-      <w:r>
-        <w:t xml:space="preserve"> ServiceNow, incident/request lifecycle, ITIL 4 Foundation, SLA awareness, escalation notes</w:t>
+        <w:t>ITSM and support: ServiceNow, incident/request lifecycle, ITIL 4 Foundation, SLA awareness, escalation notes</w:t>
       </w:r>
     </w:p>
     <w:p>
       <w:pPr>
         <w:pStyle w:val="ListBullet"/>
-        <w:spacing w:after="30"/>
+        <w:spacing w:after="50" w:line="254" w:lineRule="auto"/>
+        <w:ind w:left="238"/>
       </w:pPr>
       <w:r>
         <w:rPr>
-          <w:b/>
+          <w:rFonts w:ascii="Aptos" w:hAnsi="Aptos" w:eastAsia="Microsoft YaHei"/>
+          <w:b w:val="0"/>
+          <w:sz w:val="19"/>
         </w:rPr>
-        <w:t>Endpoint and Microsoft 365:</w:t>
-      </w:r>
-      <w:r>
-        <w:t xml:space="preserve"> Windows 10/11, Outlook, Teams, OneDrive, Microsoft 365 Admin basics, Active Directory, VPN, MFA</w:t>
+        <w:t>Endpoint and Microsoft 365: Windows 10/11, Outlook, Teams, OneDrive, Microsoft 365 Admin basics, Active Directory, VPN, MFA</w:t>
       </w:r>
     </w:p>
     <w:p>
       <w:pPr>
         <w:pStyle w:val="ListBullet"/>
-        <w:spacing w:after="30"/>
+        <w:spacing w:after="50" w:line="254" w:lineRule="auto"/>
+        <w:ind w:left="238"/>
       </w:pPr>
       <w:r>
         <w:rPr>
-          <w:b/>
+          <w:rFonts w:ascii="Aptos" w:hAnsi="Aptos" w:eastAsia="Microsoft YaHei"/>
+          <w:b w:val="0"/>
+          <w:sz w:val="19"/>
         </w:rPr>
-        <w:t>Knowledge and training:</w:t>
-      </w:r>
-      <w:r>
-        <w:t xml:space="preserve"> KB articles, onboarding material, SOPs, training notes, video-style walkthroughs, one-on-one coaching</w:t>
+        <w:t>Knowledge and training: KB articles, onboarding material, SOPs, training notes, video-style walkthroughs, one-on-one coaching</w:t>
       </w:r>
     </w:p>
     <w:p>
       <w:pPr>
         <w:pStyle w:val="ListBullet"/>
-        <w:spacing w:after="30"/>
+        <w:spacing w:after="50" w:line="254" w:lineRule="auto"/>
+        <w:ind w:left="238"/>
       </w:pPr>
       <w:r>
         <w:rPr>
-          <w:b/>
+          <w:rFonts w:ascii="Aptos" w:hAnsi="Aptos" w:eastAsia="Microsoft YaHei"/>
+          <w:b w:val="0"/>
+          <w:sz w:val="19"/>
         </w:rPr>
-        <w:t>AI and automation:</w:t>
-      </w:r>
-      <w:r>
-        <w:t xml:space="preserve"> Microsoft Copilot, ChatGPT, Gemini, DeepSeek, Codex CLI, AI agent workflows, structured prompts, Power Automate basics</w:t>
+        <w:t>AI and automation: Microsoft Copilot, ChatGPT, Gemini, DeepSeek, Codex CLI, AI agent workflows, structured prompts, Power Automate basics</w:t>
       </w:r>
     </w:p>
     <w:p>
       <w:pPr>
         <w:pStyle w:val="ListBullet"/>
-        <w:spacing w:after="30"/>
+        <w:spacing w:after="50" w:line="254" w:lineRule="auto"/>
+        <w:ind w:left="238"/>
       </w:pPr>
       <w:r>
         <w:rPr>
-          <w:b/>
+          <w:rFonts w:ascii="Aptos" w:hAnsi="Aptos" w:eastAsia="Microsoft YaHei"/>
+          <w:b w:val="0"/>
+          <w:sz w:val="19"/>
         </w:rPr>
-        <w:t>Communication:</w:t>
-      </w:r>
-      <w:r>
-        <w:t xml:space="preserve"> Fluent working English, native Mandarin, global user support by phone, email, chat, and remote session</w:t>
+        <w:t>Communication: Fluent working English, native Mandarin, global user support by phone, email, chat, and remote session</w:t>
       </w:r>
     </w:p>
     <w:p>
       <w:pPr>
-        <w:pStyle w:val="Heading1"/>
+        <w:spacing w:before="160" w:after="80" w:line="259" w:lineRule="auto"/>
+        <w:pBdr>
+          <w:bottom w:val="single" w:sz="6" w:space="8" w:color="CFE1DE"/>
+        </w:pBdr>
       </w:pPr>
       <w:r>
+        <w:rPr>
+          <w:rFonts w:ascii="Aptos" w:hAnsi="Aptos" w:eastAsia="Microsoft YaHei"/>
+          <w:b/>
+          <w:color w:val="0D5258"/>
+          <w:sz w:val="25"/>
+        </w:rPr>
         <w:t>Work Experience</w:t>
       </w:r>
     </w:p>
     <w:p>
       <w:pPr>
-        <w:pStyle w:val="Heading2"/>
+        <w:spacing w:before="120" w:after="40" w:line="259" w:lineRule="auto"/>
       </w:pPr>
       <w:r>
+        <w:rPr>
+          <w:rFonts w:ascii="Aptos" w:hAnsi="Aptos" w:eastAsia="Microsoft YaHei"/>
+          <w:b/>
+          <w:color w:val="17202A"/>
+          <w:sz w:val="21"/>
+        </w:rPr>
         <w:t>Kyndryl Information Technology Co., Ltd. | Shenzhen / Remote</w:t>
       </w:r>
     </w:p>
     <w:p>
       <w:pPr>
-        <w:spacing w:after="60"/>
+        <w:spacing w:before="0" w:after="40" w:line="259" w:lineRule="auto"/>
       </w:pPr>
       <w:r>
         <w:rPr>
-          <w:b/>
+          <w:rFonts w:ascii="Aptos" w:hAnsi="Aptos" w:eastAsia="Microsoft YaHei"/>
+          <w:b w:val="0"/>
+          <w:color w:val="4C5660"/>
+          <w:sz w:val="19"/>
         </w:rPr>
-        <w:t>IT Technical Support Specialist, L1.5 / ServiceNow</w:t>
-      </w:r>
-      <w:r>
-        <w:t xml:space="preserve"> | Apr 2022 - Present</w:t>
+        <w:t>IT Technical Support Specialist, L1.5 / ServiceNow | Apr 2022 - Present</w:t>
       </w:r>
     </w:p>
     <w:p>
       <w:pPr>
-        <w:spacing w:after="60"/>
+        <w:spacing w:before="0" w:after="80" w:line="269" w:lineRule="auto"/>
       </w:pPr>
       <w:r>
+        <w:rPr>
+          <w:rFonts w:ascii="Aptos" w:hAnsi="Aptos" w:eastAsia="Microsoft YaHei"/>
+          <w:b w:val="0"/>
+          <w:color w:val="2C3741"/>
+          <w:sz w:val="20"/>
+        </w:rPr>
         <w:t>Customer environments: Yageo manufacturing IT; AIA service desk project</w:t>
       </w:r>
     </w:p>
     <w:p>
       <w:pPr>
         <w:pStyle w:val="ListBullet"/>
-        <w:spacing w:after="30"/>
+        <w:spacing w:after="50" w:line="254" w:lineRule="auto"/>
+        <w:ind w:left="238"/>
       </w:pPr>
       <w:r>
-        <w:t>Converted to full-time Kyndryl in Apr 2022, about nine months after joining the IBM/Kyndryl support environment through ASDC in Jul 2021. In that project environment, this was a fast conversion path and reflected consistently strong front-line performance.</w:t>
+        <w:rPr>
+          <w:rFonts w:ascii="Aptos" w:hAnsi="Aptos" w:eastAsia="Microsoft YaHei"/>
+          <w:b w:val="0"/>
+          <w:sz w:val="19"/>
+        </w:rPr>
+        <w:t>Converted to full-time Kyndryl employee in Apr 2022, about nine months after joining the IBM/Kyndryl support environment through ASDC in Jul 2021, based on steady ticket quality, clear communication, and reliable front-line performance.</w:t>
       </w:r>
     </w:p>
     <w:p>
       <w:pPr>
         <w:pStyle w:val="ListBullet"/>
-        <w:spacing w:after="30"/>
+        <w:spacing w:after="50" w:line="254" w:lineRule="auto"/>
+        <w:ind w:left="238"/>
       </w:pPr>
       <w:r>
+        <w:rPr>
+          <w:rFonts w:ascii="Aptos" w:hAnsi="Aptos" w:eastAsia="Microsoft YaHei"/>
+          <w:b w:val="0"/>
+          <w:sz w:val="19"/>
+        </w:rPr>
         <w:t>Provide English technical support for global Yageo users by phone, email, chat, and remote session across Windows, Microsoft 365, VPN, MFA, account, endpoint, and application issues.</w:t>
       </w:r>
     </w:p>
     <w:p>
       <w:pPr>
         <w:pStyle w:val="ListBullet"/>
-        <w:spacing w:after="30"/>
+        <w:spacing w:after="50" w:line="254" w:lineRule="auto"/>
+        <w:ind w:left="238"/>
       </w:pPr>
       <w:r>
+        <w:rPr>
+          <w:rFonts w:ascii="Aptos" w:hAnsi="Aptos" w:eastAsia="Microsoft YaHei"/>
+          <w:b w:val="0"/>
+          <w:sz w:val="19"/>
+        </w:rPr>
         <w:t>Manage incidents and requests in ServiceNow with clear troubleshooting notes, user-impact context, and escalation information for downstream teams.</w:t>
       </w:r>
     </w:p>
     <w:p>
       <w:pPr>
         <w:pStyle w:val="ListBullet"/>
-        <w:spacing w:after="30"/>
+        <w:spacing w:after="50" w:line="254" w:lineRule="auto"/>
+        <w:ind w:left="238"/>
       </w:pPr>
       <w:r>
+        <w:rPr>
+          <w:rFonts w:ascii="Aptos" w:hAnsi="Aptos" w:eastAsia="Microsoft YaHei"/>
+          <w:b w:val="0"/>
+          <w:sz w:val="19"/>
+        </w:rPr>
         <w:t>Supported the AIA service desk project for about one year and helped rebuild detailed knowledge documents, training material, and video-style walkthroughs for a long-running support project.</w:t>
       </w:r>
     </w:p>
     <w:p>
       <w:pPr>
         <w:pStyle w:val="ListBullet"/>
-        <w:spacing w:after="30"/>
+        <w:spacing w:after="50" w:line="254" w:lineRule="auto"/>
+        <w:ind w:left="238"/>
       </w:pPr>
       <w:r>
-        <w:t>Maintain and improve Yageo knowledge base content from real incidents. I was already writing KB articles and handover notes manually before AI tools became common; now I use AI carefully to draft, organize, and review notes faster without exposing sensitive data.</w:t>
+        <w:rPr>
+          <w:rFonts w:ascii="Aptos" w:hAnsi="Aptos" w:eastAsia="Microsoft YaHei"/>
+          <w:b w:val="0"/>
+          <w:sz w:val="19"/>
+        </w:rPr>
+        <w:t>Maintain and improve Yageo knowledge base content from real incidents, including KB articles, handover notes, and troubleshooting guides. I use AI tools carefully to draft, organize, and review notes faster while keeping company and user data out of public tools.</w:t>
       </w:r>
     </w:p>
     <w:p>
       <w:pPr>
         <w:pStyle w:val="ListBullet"/>
-        <w:spacing w:after="30"/>
+        <w:spacing w:after="50" w:line="254" w:lineRule="auto"/>
+        <w:ind w:left="238"/>
       </w:pPr>
       <w:r>
+        <w:rPr>
+          <w:rFonts w:ascii="Aptos" w:hAnsi="Aptos" w:eastAsia="Microsoft YaHei"/>
+          <w:b w:val="0"/>
+          <w:sz w:val="19"/>
+        </w:rPr>
         <w:t>Use Microsoft Copilot, structured prompts, and local note workflows to improve ticket summaries, KB drafts, and support checklists within company data-security boundaries.</w:t>
       </w:r>
     </w:p>
     <w:p>
       <w:pPr>
-        <w:pStyle w:val="Heading2"/>
+        <w:spacing w:before="120" w:after="40" w:line="259" w:lineRule="auto"/>
       </w:pPr>
       <w:r>
+        <w:rPr>
+          <w:rFonts w:ascii="Aptos" w:hAnsi="Aptos" w:eastAsia="Microsoft YaHei"/>
+          <w:b/>
+          <w:color w:val="17202A"/>
+          <w:sz w:val="21"/>
+        </w:rPr>
         <w:t>Advanced Systems Development Co., Ltd. (ASDC) | Shenzhen</w:t>
       </w:r>
     </w:p>
     <w:p>
       <w:pPr>
-        <w:spacing w:after="60"/>
+        <w:spacing w:before="0" w:after="40" w:line="259" w:lineRule="auto"/>
       </w:pPr>
       <w:r>
         <w:rPr>
-          <w:b/>
+          <w:rFonts w:ascii="Aptos" w:hAnsi="Aptos" w:eastAsia="Microsoft YaHei"/>
+          <w:b w:val="0"/>
+          <w:color w:val="4C5660"/>
+          <w:sz w:val="19"/>
         </w:rPr>
-        <w:t>Bilingual Technical Support Representative, outsourced to IBM/Kyndryl UPS Project</w:t>
-      </w:r>
-      <w:r>
-        <w:t xml:space="preserve"> | Jul 2021 - Apr 2022</w:t>
+        <w:t>Bilingual Technical Support Representative, outsourced to IBM/Kyndryl UPS Project | Jul 2021 - Apr 2022</w:t>
       </w:r>
     </w:p>
     <w:p>
       <w:pPr>
         <w:pStyle w:val="ListBullet"/>
-        <w:spacing w:after="30"/>
+        <w:spacing w:after="50" w:line="254" w:lineRule="auto"/>
+        <w:ind w:left="238"/>
       </w:pPr>
       <w:r>
+        <w:rPr>
+          <w:rFonts w:ascii="Aptos" w:hAnsi="Aptos" w:eastAsia="Microsoft YaHei"/>
+          <w:b w:val="0"/>
+          <w:sz w:val="19"/>
+        </w:rPr>
         <w:t>Supported UPS internal users and external customers in English and Mandarin in a 24/7 service environment.</w:t>
       </w:r>
     </w:p>
     <w:p>
       <w:pPr>
         <w:pStyle w:val="ListBullet"/>
-        <w:spacing w:after="30"/>
+        <w:spacing w:after="50" w:line="254" w:lineRule="auto"/>
+        <w:ind w:left="238"/>
       </w:pPr>
       <w:r>
+        <w:rPr>
+          <w:rFonts w:ascii="Aptos" w:hAnsi="Aptos" w:eastAsia="Microsoft YaHei"/>
+          <w:b w:val="0"/>
+          <w:sz w:val="19"/>
+        </w:rPr>
         <w:t>Resolved software, hardware, access, and office productivity issues within SLA expectations.</w:t>
       </w:r>
     </w:p>
     <w:p>
       <w:pPr>
         <w:pStyle w:val="ListBullet"/>
-        <w:spacing w:after="30"/>
+        <w:spacing w:after="50" w:line="254" w:lineRule="auto"/>
+        <w:ind w:left="238"/>
       </w:pPr>
       <w:r>
+        <w:rPr>
+          <w:rFonts w:ascii="Aptos" w:hAnsi="Aptos" w:eastAsia="Microsoft YaHei"/>
+          <w:b w:val="0"/>
+          <w:sz w:val="19"/>
+        </w:rPr>
         <w:t>Escalated complex issues to L2/L3 teams with clear diagnostic notes and user-impact context.</w:t>
       </w:r>
     </w:p>
     <w:p>
       <w:pPr>
         <w:pStyle w:val="ListBullet"/>
-        <w:spacing w:after="30"/>
+        <w:spacing w:after="50" w:line="254" w:lineRule="auto"/>
+        <w:ind w:left="238"/>
       </w:pPr>
       <w:r>
+        <w:rPr>
+          <w:rFonts w:ascii="Aptos" w:hAnsi="Aptos" w:eastAsia="Microsoft YaHei"/>
+          <w:b w:val="0"/>
+          <w:sz w:val="19"/>
+        </w:rPr>
         <w:t>Built the phone discipline, patience, and written handoff style that later helped me move into full-time Kyndryl support.</w:t>
       </w:r>
     </w:p>
     <w:p>
       <w:pPr>
-        <w:pStyle w:val="Heading2"/>
+        <w:spacing w:before="120" w:after="40" w:line="259" w:lineRule="auto"/>
       </w:pPr>
       <w:r>
+        <w:rPr>
+          <w:rFonts w:ascii="Aptos" w:hAnsi="Aptos" w:eastAsia="Microsoft YaHei"/>
+          <w:b/>
+          <w:color w:val="17202A"/>
+          <w:sz w:val="21"/>
+        </w:rPr>
         <w:t>Shenzhen A-Smart Technology &amp; Development Co., Ltd. | Shenzhen</w:t>
       </w:r>
     </w:p>
     <w:p>
       <w:pPr>
-        <w:spacing w:after="60"/>
+        <w:spacing w:before="0" w:after="40" w:line="259" w:lineRule="auto"/>
       </w:pPr>
       <w:r>
         <w:rPr>
-          <w:b/>
+          <w:rFonts w:ascii="Aptos" w:hAnsi="Aptos" w:eastAsia="Microsoft YaHei"/>
+          <w:b w:val="0"/>
+          <w:color w:val="4C5660"/>
+          <w:sz w:val="19"/>
         </w:rPr>
-        <w:t>B2B Foreign Trade Sales Representative, English Livestreamer, Store Operator</w:t>
-      </w:r>
-      <w:r>
-        <w:t xml:space="preserve"> | Jul 2019 - Jul 2021</w:t>
+        <w:t>B2B Foreign Trade Sales Representative, English Livestreamer, Store Operator | Jul 2019 - Jul 2021</w:t>
       </w:r>
     </w:p>
     <w:p>
       <w:pPr>
         <w:pStyle w:val="ListBullet"/>
-        <w:spacing w:after="30"/>
+        <w:spacing w:after="50" w:line="254" w:lineRule="auto"/>
+        <w:ind w:left="238"/>
       </w:pPr>
       <w:r>
+        <w:rPr>
+          <w:rFonts w:ascii="Aptos" w:hAnsi="Aptos" w:eastAsia="Microsoft YaHei"/>
+          <w:b w:val="0"/>
+          <w:sz w:val="19"/>
+        </w:rPr>
         <w:t>Managed Alibaba international B2B sales for automotive electronics products and communicated with overseas customers in English.</w:t>
       </w:r>
     </w:p>
     <w:p>
       <w:pPr>
         <w:pStyle w:val="ListBullet"/>
-        <w:spacing w:after="30"/>
+        <w:spacing w:after="50" w:line="254" w:lineRule="auto"/>
+        <w:ind w:left="238"/>
       </w:pPr>
       <w:r>
+        <w:rPr>
+          <w:rFonts w:ascii="Aptos" w:hAnsi="Aptos" w:eastAsia="Microsoft YaHei"/>
+          <w:b w:val="0"/>
+          <w:sz w:val="19"/>
+        </w:rPr>
         <w:t>Demonstrated products through English livestreams, written follow-ups, and product explanations.</w:t>
       </w:r>
     </w:p>
     <w:p>
       <w:pPr>
         <w:pStyle w:val="ListBullet"/>
-        <w:spacing w:after="30"/>
+        <w:spacing w:after="50" w:line="254" w:lineRule="auto"/>
+        <w:ind w:left="238"/>
       </w:pPr>
       <w:r>
+        <w:rPr>
+          <w:rFonts w:ascii="Aptos" w:hAnsi="Aptos" w:eastAsia="Microsoft YaHei"/>
+          <w:b w:val="0"/>
+          <w:sz w:val="19"/>
+        </w:rPr>
         <w:t>Standardized repeated sales and operations steps, which later transferred into IT support documentation habits.</w:t>
       </w:r>
     </w:p>
     <w:p>
       <w:pPr>
-        <w:pStyle w:val="Heading2"/>
+        <w:spacing w:before="120" w:after="40" w:line="259" w:lineRule="auto"/>
       </w:pPr>
       <w:r>
+        <w:rPr>
+          <w:rFonts w:ascii="Aptos" w:hAnsi="Aptos" w:eastAsia="Microsoft YaHei"/>
+          <w:b/>
+          <w:color w:val="17202A"/>
+          <w:sz w:val="21"/>
+        </w:rPr>
         <w:t>Earlier Customer-facing and Teaching Work | Nanjing / Suzhou / Shenzhen</w:t>
       </w:r>
     </w:p>
     <w:p>
       <w:pPr>
-        <w:spacing w:after="60"/>
+        <w:spacing w:before="0" w:after="40" w:line="259" w:lineRule="auto"/>
       </w:pPr>
       <w:r>
         <w:rPr>
-          <w:b/>
+          <w:rFonts w:ascii="Aptos" w:hAnsi="Aptos" w:eastAsia="Microsoft YaHei"/>
+          <w:b w:val="0"/>
+          <w:color w:val="4C5660"/>
+          <w:sz w:val="19"/>
         </w:rPr>
-        <w:t>Restaurant operator, chef, hospitality worker, English and fitness coach</w:t>
-      </w:r>
-      <w:r>
-        <w:t xml:space="preserve"> | 2012 - 2019</w:t>
+        <w:t>Restaurant operator, chef, hospitality worker, English and fitness coach | 2012 - 2019</w:t>
       </w:r>
     </w:p>
     <w:p>
       <w:pPr>
         <w:pStyle w:val="ListBullet"/>
-        <w:spacing w:after="30"/>
+        <w:spacing w:after="50" w:line="254" w:lineRule="auto"/>
+        <w:ind w:left="238"/>
       </w:pPr>
       <w:r>
+        <w:rPr>
+          <w:rFonts w:ascii="Aptos" w:hAnsi="Aptos" w:eastAsia="Microsoft YaHei"/>
+          <w:b w:val="0"/>
+          <w:sz w:val="19"/>
+        </w:rPr>
         <w:t>Ran a small breakfast and meal shop, worked in hotel and restaurant kitchens, and learned service discipline from front-line work.</w:t>
       </w:r>
     </w:p>
     <w:p>
       <w:pPr>
         <w:pStyle w:val="ListBullet"/>
-        <w:spacing w:after="30"/>
+        <w:spacing w:after="50" w:line="254" w:lineRule="auto"/>
+        <w:ind w:left="238"/>
       </w:pPr>
       <w:r>
+        <w:rPr>
+          <w:rFonts w:ascii="Aptos" w:hAnsi="Aptos" w:eastAsia="Microsoft YaHei"/>
+          <w:b w:val="0"/>
+          <w:sz w:val="19"/>
+        </w:rPr>
         <w:t>Taught adult English learners one-on-one and coached fitness clients as paid side work.</w:t>
       </w:r>
     </w:p>
     <w:p>
       <w:pPr>
         <w:pStyle w:val="ListBullet"/>
-        <w:spacing w:after="30"/>
+        <w:spacing w:after="50" w:line="254" w:lineRule="auto"/>
+        <w:ind w:left="238"/>
       </w:pPr>
       <w:r>
+        <w:rPr>
+          <w:rFonts w:ascii="Aptos" w:hAnsi="Aptos" w:eastAsia="Microsoft YaHei"/>
+          <w:b w:val="0"/>
+          <w:sz w:val="19"/>
+        </w:rPr>
         <w:t>Built practical explanation, motivation, and coaching skills that now help in technical support and user training.</w:t>
       </w:r>
     </w:p>
     <w:p>
       <w:pPr>
-        <w:pStyle w:val="Heading1"/>
+        <w:spacing w:before="160" w:after="80" w:line="259" w:lineRule="auto"/>
+        <w:pBdr>
+          <w:bottom w:val="single" w:sz="6" w:space="8" w:color="CFE1DE"/>
+        </w:pBdr>
       </w:pPr>
       <w:r>
+        <w:rPr>
+          <w:rFonts w:ascii="Aptos" w:hAnsi="Aptos" w:eastAsia="Microsoft YaHei"/>
+          <w:b/>
+          <w:color w:val="0D5258"/>
+          <w:sz w:val="25"/>
+        </w:rPr>
         <w:t>Selected Work Examples</w:t>
       </w:r>
     </w:p>
     <w:p>
       <w:pPr>
-        <w:pStyle w:val="Heading2"/>
+        <w:spacing w:before="120" w:after="40" w:line="259" w:lineRule="auto"/>
       </w:pPr>
       <w:r>
+        <w:rPr>
+          <w:rFonts w:ascii="Aptos" w:hAnsi="Aptos" w:eastAsia="Microsoft YaHei"/>
+          <w:b/>
+          <w:color w:val="17202A"/>
+          <w:sz w:val="21"/>
+        </w:rPr>
         <w:t>Knowledge base rebuilds for AIA and Yageo</w:t>
       </w:r>
     </w:p>
     <w:p>
       <w:pPr>
-        <w:spacing w:after="60"/>
+        <w:spacing w:before="0" w:after="80" w:line="269" w:lineRule="auto"/>
       </w:pPr>
       <w:r>
+        <w:rPr>
+          <w:rFonts w:ascii="Aptos" w:hAnsi="Aptos" w:eastAsia="Microsoft YaHei"/>
+          <w:b w:val="0"/>
+          <w:color w:val="2C3741"/>
+          <w:sz w:val="20"/>
+        </w:rPr>
         <w:t>Organized SOPs, troubleshooting steps, onboarding notes, and training material so long-running support projects could be handed over more clearly and repeat incidents could be resolved faster.</w:t>
       </w:r>
     </w:p>
     <w:p>
       <w:pPr>
-        <w:pStyle w:val="Heading2"/>
+        <w:spacing w:before="120" w:after="40" w:line="259" w:lineRule="auto"/>
       </w:pPr>
       <w:r>
+        <w:rPr>
+          <w:rFonts w:ascii="Aptos" w:hAnsi="Aptos" w:eastAsia="Microsoft YaHei"/>
+          <w:b/>
+          <w:color w:val="17202A"/>
+          <w:sz w:val="21"/>
+        </w:rPr>
         <w:t>AI-assisted support workflow</w:t>
       </w:r>
     </w:p>
     <w:p>
       <w:pPr>
-        <w:spacing w:after="60"/>
+        <w:spacing w:before="0" w:after="80" w:line="269" w:lineRule="auto"/>
       </w:pPr>
       <w:r>
+        <w:rPr>
+          <w:rFonts w:ascii="Aptos" w:hAnsi="Aptos" w:eastAsia="Microsoft YaHei"/>
+          <w:b w:val="0"/>
+          <w:color w:val="2C3741"/>
+          <w:sz w:val="20"/>
+        </w:rPr>
         <w:t>Use Copilot, ChatGPT-style tools, structured prompts, and local note workflows to draft ticket summaries, KB outlines, and troubleshooting checklists while keeping company and user data out of public AI tools.</w:t>
       </w:r>
     </w:p>
     <w:p>
       <w:pPr>
-        <w:pStyle w:val="Heading2"/>
+        <w:spacing w:before="120" w:after="40" w:line="259" w:lineRule="auto"/>
       </w:pPr>
       <w:r>
+        <w:rPr>
+          <w:rFonts w:ascii="Aptos" w:hAnsi="Aptos" w:eastAsia="Microsoft YaHei"/>
+          <w:b/>
+          <w:color w:val="17202A"/>
+          <w:sz w:val="21"/>
+        </w:rPr>
         <w:t>Training and coaching mindset</w:t>
       </w:r>
     </w:p>
     <w:p>
       <w:pPr>
-        <w:spacing w:after="60"/>
+        <w:spacing w:before="0" w:after="80" w:line="269" w:lineRule="auto"/>
       </w:pPr>
       <w:r>
+        <w:rPr>
+          <w:rFonts w:ascii="Aptos" w:hAnsi="Aptos" w:eastAsia="Microsoft YaHei"/>
+          <w:b w:val="0"/>
+          <w:color w:val="2C3741"/>
+          <w:sz w:val="20"/>
+        </w:rPr>
         <w:t>A background in paid English tutoring and fitness coaching helps me explain technical steps in plain language, adjust to different users, and confirm that the next step is understood.</w:t>
       </w:r>
     </w:p>
     <w:p>
       <w:pPr>
-        <w:pStyle w:val="Heading1"/>
+        <w:spacing w:before="160" w:after="80" w:line="259" w:lineRule="auto"/>
+        <w:pBdr>
+          <w:bottom w:val="single" w:sz="6" w:space="8" w:color="CFE1DE"/>
+        </w:pBdr>
       </w:pPr>
       <w:r>
+        <w:rPr>
+          <w:rFonts w:ascii="Aptos" w:hAnsi="Aptos" w:eastAsia="Microsoft YaHei"/>
+          <w:b/>
+          <w:color w:val="0D5258"/>
+          <w:sz w:val="25"/>
+        </w:rPr>
         <w:t>Certifications</w:t>
       </w:r>
     </w:p>
     <w:p>
       <w:pPr>
         <w:pStyle w:val="ListBullet"/>
-        <w:spacing w:after="30"/>
+        <w:spacing w:after="50" w:line="254" w:lineRule="auto"/>
+        <w:ind w:left="238"/>
       </w:pPr>
       <w:r>
+        <w:rPr>
+          <w:rFonts w:ascii="Aptos" w:hAnsi="Aptos" w:eastAsia="Microsoft YaHei"/>
+          <w:b w:val="0"/>
+          <w:sz w:val="19"/>
+        </w:rPr>
         <w:t>ITIL 4 Foundation - IT Service Management</w:t>
       </w:r>
     </w:p>
     <w:p>
       <w:pPr>
         <w:pStyle w:val="ListBullet"/>
-        <w:spacing w:after="30"/>
+        <w:spacing w:after="50" w:line="254" w:lineRule="auto"/>
+        <w:ind w:left="238"/>
       </w:pPr>
       <w:r>
+        <w:rPr>
+          <w:rFonts w:ascii="Aptos" w:hAnsi="Aptos" w:eastAsia="Microsoft YaHei"/>
+          <w:b w:val="0"/>
+          <w:sz w:val="19"/>
+        </w:rPr>
         <w:t>Microsoft 365 Certified: Fundamentals</w:t>
       </w:r>
     </w:p>
     <w:p>
       <w:pPr>
         <w:pStyle w:val="ListBullet"/>
-        <w:spacing w:after="30"/>
+        <w:spacing w:after="50" w:line="254" w:lineRule="auto"/>
+        <w:ind w:left="238"/>
       </w:pPr>
       <w:r>
+        <w:rPr>
+          <w:rFonts w:ascii="Aptos" w:hAnsi="Aptos" w:eastAsia="Microsoft YaHei"/>
+          <w:b w:val="0"/>
+          <w:sz w:val="19"/>
+        </w:rPr>
         <w:t>Microsoft Certified: Azure Fundamentals</w:t>
       </w:r>
     </w:p>
     <w:p>
       <w:pPr>
         <w:pStyle w:val="ListBullet"/>
-        <w:spacing w:after="30"/>
+        <w:spacing w:after="50" w:line="254" w:lineRule="auto"/>
+        <w:ind w:left="238"/>
       </w:pPr>
       <w:r>
+        <w:rPr>
+          <w:rFonts w:ascii="Aptos" w:hAnsi="Aptos" w:eastAsia="Microsoft YaHei"/>
+          <w:b w:val="0"/>
+          <w:sz w:val="19"/>
+        </w:rPr>
         <w:t>Microsoft Certified: Security, Compliance, and Identity Fundamentals</w:t>
       </w:r>
     </w:p>
     <w:p>
       <w:pPr>
         <w:pStyle w:val="ListBullet"/>
-        <w:spacing w:after="30"/>
+        <w:spacing w:after="50" w:line="254" w:lineRule="auto"/>
+        <w:ind w:left="238"/>
       </w:pPr>
       <w:r>
+        <w:rPr>
+          <w:rFonts w:ascii="Aptos" w:hAnsi="Aptos" w:eastAsia="Microsoft YaHei"/>
+          <w:b w:val="0"/>
+          <w:sz w:val="19"/>
+        </w:rPr>
         <w:t>Microsoft Certified: Power Platform Fundamentals</w:t>
       </w:r>
     </w:p>
     <w:p>
       <w:pPr>
         <w:pStyle w:val="ListBullet"/>
-        <w:spacing w:after="30"/>
+        <w:spacing w:after="50" w:line="254" w:lineRule="auto"/>
+        <w:ind w:left="238"/>
       </w:pPr>
       <w:r>
+        <w:rPr>
+          <w:rFonts w:ascii="Aptos" w:hAnsi="Aptos" w:eastAsia="Microsoft YaHei"/>
+          <w:b w:val="0"/>
+          <w:sz w:val="19"/>
+        </w:rPr>
         <w:t>Microsoft Certified: Azure AI Fundamentals</w:t>
       </w:r>
     </w:p>
     <w:p>
       <w:pPr>
         <w:pStyle w:val="ListBullet"/>
-        <w:spacing w:after="30"/>
+        <w:spacing w:after="50" w:line="254" w:lineRule="auto"/>
+        <w:ind w:left="238"/>
       </w:pPr>
       <w:r>
+        <w:rPr>
+          <w:rFonts w:ascii="Aptos" w:hAnsi="Aptos" w:eastAsia="Microsoft YaHei"/>
+          <w:b w:val="0"/>
+          <w:sz w:val="19"/>
+        </w:rPr>
         <w:t>Microsoft Certified: Azure Data Fundamentals</w:t>
       </w:r>
     </w:p>
     <w:p>
       <w:pPr>
         <w:pStyle w:val="ListBullet"/>
-        <w:spacing w:after="30"/>
+        <w:spacing w:after="50" w:line="254" w:lineRule="auto"/>
+        <w:ind w:left="238"/>
       </w:pPr>
       <w:r>
+        <w:rPr>
+          <w:rFonts w:ascii="Aptos" w:hAnsi="Aptos" w:eastAsia="Microsoft YaHei"/>
+          <w:b w:val="0"/>
+          <w:sz w:val="19"/>
+        </w:rPr>
         <w:t>Microsoft Certified: Dynamics 365 Fundamentals (ERP)</w:t>
       </w:r>
     </w:p>
     <w:p>
       <w:pPr>
         <w:pStyle w:val="ListBullet"/>
-        <w:spacing w:after="30"/>
+        <w:spacing w:after="50" w:line="254" w:lineRule="auto"/>
+        <w:ind w:left="238"/>
       </w:pPr>
       <w:r>
+        <w:rPr>
+          <w:rFonts w:ascii="Aptos" w:hAnsi="Aptos" w:eastAsia="Microsoft YaHei"/>
+          <w:b w:val="0"/>
+          <w:sz w:val="19"/>
+        </w:rPr>
         <w:t>Microsoft Certified: Dynamics 365 Fundamentals (CRM)</w:t>
       </w:r>
     </w:p>
     <w:p>
       <w:pPr>
         <w:pStyle w:val="ListBullet"/>
-        <w:spacing w:after="30"/>
+        <w:spacing w:after="50" w:line="254" w:lineRule="auto"/>
+        <w:ind w:left="238"/>
       </w:pPr>
       <w:r>
+        <w:rPr>
+          <w:rFonts w:ascii="Aptos" w:hAnsi="Aptos" w:eastAsia="Microsoft YaHei"/>
+          <w:b w:val="0"/>
+          <w:sz w:val="19"/>
+        </w:rPr>
         <w:t>AWS Partner: Accreditation (Business)</w:t>
       </w:r>
     </w:p>
     <w:p>
       <w:pPr>
         <w:pStyle w:val="ListBullet"/>
-        <w:spacing w:after="30"/>
+        <w:spacing w:after="50" w:line="254" w:lineRule="auto"/>
+        <w:ind w:left="238"/>
       </w:pPr>
       <w:r>
+        <w:rPr>
+          <w:rFonts w:ascii="Aptos" w:hAnsi="Aptos" w:eastAsia="Microsoft YaHei"/>
+          <w:b w:val="0"/>
+          <w:sz w:val="19"/>
+        </w:rPr>
         <w:t>AWS Partner: SAP on AWS (Business)</w:t>
       </w:r>
     </w:p>
     <w:p>
       <w:pPr>
-        <w:pStyle w:val="Heading1"/>
+        <w:spacing w:before="160" w:after="80" w:line="259" w:lineRule="auto"/>
+        <w:pBdr>
+          <w:bottom w:val="single" w:sz="6" w:space="8" w:color="CFE1DE"/>
+        </w:pBdr>
       </w:pPr>
       <w:r>
+        <w:rPr>
+          <w:rFonts w:ascii="Aptos" w:hAnsi="Aptos" w:eastAsia="Microsoft YaHei"/>
+          <w:b/>
+          <w:color w:val="0D5258"/>
+          <w:sz w:val="25"/>
+        </w:rPr>
         <w:t>Education and Continuous Learning</w:t>
       </w:r>
     </w:p>
     <w:p>
       <w:pPr>
         <w:pStyle w:val="ListBullet"/>
-        <w:spacing w:after="30"/>
+        <w:spacing w:after="50" w:line="254" w:lineRule="auto"/>
+        <w:ind w:left="238"/>
       </w:pPr>
       <w:r>
         <w:rPr>
-          <w:b/>
+          <w:rFonts w:ascii="Aptos" w:hAnsi="Aptos" w:eastAsia="Microsoft YaHei"/>
+          <w:b w:val="0"/>
+          <w:sz w:val="19"/>
         </w:rPr>
-        <w:t>Guangdong University of Foreign Studies</w:t>
-      </w:r>
-      <w:r>
-        <w:t xml:space="preserve"> | English major, self-study undergraduate program | In progress</w:t>
+        <w:t>Guangdong University of Foreign Studies | English major, self-study undergraduate program | In progress</w:t>
       </w:r>
     </w:p>
     <w:p>
       <w:pPr>
         <w:pStyle w:val="ListBullet"/>
-        <w:spacing w:after="30"/>
+        <w:spacing w:after="50" w:line="254" w:lineRule="auto"/>
+        <w:ind w:left="238"/>
       </w:pPr>
       <w:r>
         <w:rPr>
-          <w:b/>
+          <w:rFonts w:ascii="Aptos" w:hAnsi="Aptos" w:eastAsia="Microsoft YaHei"/>
+          <w:b w:val="0"/>
+          <w:sz w:val="19"/>
         </w:rPr>
-        <w:t>Nanjing University of Information Science &amp; Technology</w:t>
-      </w:r>
-      <w:r>
-        <w:t xml:space="preserve"> | Financial Management self-study program | 2011 - 2012, paused for work and financial reasons</w:t>
+        <w:t>Nanjing University of Information Science &amp; Technology | Financial Management self-study program | 2011 - 2012, paused for work and financial reasons</w:t>
       </w:r>
     </w:p>
     <w:p>
       <w:pPr>
         <w:pStyle w:val="ListBullet"/>
-        <w:spacing w:after="30"/>
+        <w:spacing w:after="50" w:line="254" w:lineRule="auto"/>
+        <w:ind w:left="238"/>
       </w:pPr>
       <w:r>
         <w:rPr>
-          <w:b/>
+          <w:rFonts w:ascii="Aptos" w:hAnsi="Aptos" w:eastAsia="Microsoft YaHei"/>
+          <w:b w:val="0"/>
+          <w:sz w:val="19"/>
         </w:rPr>
-        <w:t>Continuous learning:</w:t>
-      </w:r>
-      <w:r>
-        <w:t xml:space="preserve"> Kyndryl internal courses, Microsoft certifications, Dedao learner AZ with 963 credits, student ID 182111265578</w:t>
+        <w:t>Continuous learning: Kyndryl internal courses, Microsoft certifications, Dedao learner AZ with 963 credits, student ID 182111265578</w:t>
       </w:r>
     </w:p>
     <w:p>
       <w:pPr>
         <w:pStyle w:val="ListBullet"/>
-        <w:spacing w:after="30"/>
+        <w:spacing w:after="50" w:line="254" w:lineRule="auto"/>
+        <w:ind w:left="238"/>
       </w:pPr>
       <w:r>
+        <w:rPr>
+          <w:rFonts w:ascii="Aptos" w:hAnsi="Aptos" w:eastAsia="Microsoft YaHei"/>
+          <w:b w:val="0"/>
+          <w:sz w:val="19"/>
+        </w:rPr>
         <w:t>Currently studying Linux, programming and vibe coding, cybersecurity, AI agent tools, and additional languages including Japanese, Spanish, and French basics</w:t>
       </w:r>
     </w:p>
     <w:p>
       <w:pPr>
-        <w:pStyle w:val="Heading1"/>
+        <w:spacing w:before="160" w:after="80" w:line="259" w:lineRule="auto"/>
+        <w:pBdr>
+          <w:bottom w:val="single" w:sz="6" w:space="8" w:color="CFE1DE"/>
+        </w:pBdr>
       </w:pPr>
       <w:r>
+        <w:rPr>
+          <w:rFonts w:ascii="Aptos" w:hAnsi="Aptos" w:eastAsia="Microsoft YaHei"/>
+          <w:b/>
+          <w:color w:val="0D5258"/>
+          <w:sz w:val="25"/>
+        </w:rPr>
         <w:t>Languages</w:t>
       </w:r>
     </w:p>
     <w:p>
       <w:pPr>
         <w:pStyle w:val="ListBullet"/>
-        <w:spacing w:after="30"/>
+        <w:spacing w:after="50" w:line="254" w:lineRule="auto"/>
+        <w:ind w:left="238"/>
       </w:pPr>
       <w:r>
+        <w:rPr>
+          <w:rFonts w:ascii="Aptos" w:hAnsi="Aptos" w:eastAsia="Microsoft YaHei"/>
+          <w:b w:val="0"/>
+          <w:sz w:val="19"/>
+        </w:rPr>
         <w:t>Mandarin Chinese: Native</w:t>
       </w:r>
     </w:p>
     <w:p>
       <w:pPr>
         <w:pStyle w:val="ListBullet"/>
-        <w:spacing w:after="30"/>
+        <w:spacing w:after="50" w:line="254" w:lineRule="auto"/>
+        <w:ind w:left="238"/>
       </w:pPr>
       <w:r>
+        <w:rPr>
+          <w:rFonts w:ascii="Aptos" w:hAnsi="Aptos" w:eastAsia="Microsoft YaHei"/>
+          <w:b w:val="0"/>
+          <w:sz w:val="19"/>
+        </w:rPr>
         <w:t>English: Fluent working proficiency</w:t>
       </w:r>
     </w:p>
     <w:sectPr>
       <w:pgSz w:w="12240" w:h="15840"/>
-      <w:pgMar w:top="792" w:right="893" w:bottom="792" w:left="893" w:header="720" w:footer="720" w:gutter="0"/>
+      <w:pgMar w:top="765" w:right="879" w:bottom="709" w:left="879" w:header="720" w:footer="720" w:gutter="0"/>
       <w:cols w:space="720"/>
       <w:docGrid w:linePitch="360"/>
     </w:sectPr>
@@ -1088,8 +1481,8 @@
     <w:qFormat/>
     <w:rsid w:val="00FC693F"/>
     <w:rPr>
-      <w:rFonts w:ascii="Arial" w:hAnsi="Arial"/>
-      <w:sz w:val="19"/>
+      <w:rFonts w:ascii="Aptos" w:hAnsi="Aptos" w:eastAsia="Microsoft YaHei"/>
+      <w:sz w:val="20"/>
     </w:rPr>
   </w:style>
   <w:style w:type="paragraph" w:styleId="Header">
@@ -1151,7 +1544,7 @@
       <w:outlineLvl w:val="0"/>
     </w:pPr>
     <w:rPr>
-      <w:rFonts w:asciiTheme="majorHAnsi" w:eastAsiaTheme="majorEastAsia" w:hAnsiTheme="majorHAnsi" w:cstheme="majorBidi" w:ascii="Arial" w:hAnsi="Arial"/>
+      <w:rFonts w:asciiTheme="majorHAnsi" w:eastAsiaTheme="majorEastAsia" w:hAnsiTheme="majorHAnsi" w:cstheme="majorBidi"/>
       <w:b/>
       <w:bCs/>
       <w:color w:val="365F91" w:themeColor="accent1" w:themeShade="BF"/>
@@ -1175,11 +1568,11 @@
       <w:outlineLvl w:val="1"/>
     </w:pPr>
     <w:rPr>
-      <w:rFonts w:asciiTheme="majorHAnsi" w:eastAsiaTheme="majorEastAsia" w:hAnsiTheme="majorHAnsi" w:cstheme="majorBidi" w:ascii="Arial" w:hAnsi="Arial"/>
+      <w:rFonts w:asciiTheme="majorHAnsi" w:eastAsiaTheme="majorEastAsia" w:hAnsiTheme="majorHAnsi" w:cstheme="majorBidi"/>
       <w:b/>
       <w:bCs/>
       <w:color w:val="4F81BD" w:themeColor="accent1"/>
-      <w:sz w:val="24"/>
+      <w:sz w:val="26"/>
       <w:szCs w:val="26"/>
     </w:rPr>
   </w:style>
@@ -1199,11 +1592,10 @@
       <w:outlineLvl w:val="2"/>
     </w:pPr>
     <w:rPr>
-      <w:rFonts w:asciiTheme="majorHAnsi" w:eastAsiaTheme="majorEastAsia" w:hAnsiTheme="majorHAnsi" w:cstheme="majorBidi" w:ascii="Arial" w:hAnsi="Arial"/>
+      <w:rFonts w:asciiTheme="majorHAnsi" w:eastAsiaTheme="majorEastAsia" w:hAnsiTheme="majorHAnsi" w:cstheme="majorBidi"/>
       <w:b/>
       <w:bCs/>
       <w:color w:val="4F81BD" w:themeColor="accent1"/>
-      <w:sz w:val="21"/>
     </w:rPr>
   </w:style>
   <w:style w:type="paragraph" w:styleId="Heading4">
@@ -1441,11 +1833,11 @@
       <w:contextualSpacing/>
     </w:pPr>
     <w:rPr>
-      <w:rFonts w:asciiTheme="majorHAnsi" w:eastAsiaTheme="majorEastAsia" w:hAnsiTheme="majorHAnsi" w:cstheme="majorBidi" w:ascii="Arial" w:hAnsi="Arial"/>
+      <w:rFonts w:asciiTheme="majorHAnsi" w:eastAsiaTheme="majorEastAsia" w:hAnsiTheme="majorHAnsi" w:cstheme="majorBidi"/>
       <w:color w:val="17365D" w:themeColor="text2" w:themeShade="BF"/>
       <w:spacing w:val="5"/>
       <w:kern w:val="28"/>
-      <w:sz w:val="36"/>
+      <w:sz w:val="52"/>
       <w:szCs w:val="52"/>
     </w:rPr>
   </w:style>

--- a/resume/Alan_Zhu_Resume_EN.docx
+++ b/resume/Alan_Zhu_Resume_EN.docx
@@ -14,7 +14,7 @@
           <w:color w:val="0D5258"/>
           <w:sz w:val="42"/>
         </w:rPr>
-        <w:t>Alan Zhu (Zhengfei Zhu)</w:t>
+        <w:t>Alan (Zhengfei Zhu / 朱正飞)</w:t>
       </w:r>
     </w:p>
     <w:p>
@@ -42,7 +42,7 @@
           <w:color w:val="4C5660"/>
           <w:sz w:val="19"/>
         </w:rPr>
-        <w:t>Shenzhen, China | Born Aug 1993 | WhatsApp / Telegram: +1 460 209 9928 | China phone / WeChat: +86 132 6720 5713</w:t>
+        <w:t>Shenzhen, China | Born Aug 1993 | WhatsApp: +1 460 209 9928 | China phone: +86 132 6720 5713</w:t>
       </w:r>
     </w:p>
     <w:p>
@@ -56,7 +56,7 @@
           <w:color w:val="2C3741"/>
           <w:sz w:val="20"/>
         </w:rPr>
-        <w:t>Email: alan.xiaofei224@gmail.com | Backup: alan.xiaofei993@outlook.com</w:t>
+        <w:t>Outlook: alan.xiaofei993@outlook.com | WeChat: QR code on portfolio contact section</w:t>
       </w:r>
     </w:p>
     <w:p>
@@ -477,7 +477,7 @@
           <w:color w:val="17202A"/>
           <w:sz w:val="21"/>
         </w:rPr>
-        <w:t>Advanced Systems Development Co., Ltd. (ASDC) | Shenzhen</w:t>
+        <w:t>Advanced Systems Development Co., Ltd. (ASDC, outsourcing/service provider) | Shenzhen</w:t>
       </w:r>
     </w:p>
     <w:p>
@@ -506,7 +506,7 @@
           <w:b w:val="0"/>
           <w:sz w:val="19"/>
         </w:rPr>
-        <w:t>Supported UPS internal users and external customers in English and Mandarin in a 24/7 service environment.</w:t>
+        <w:t>Worked as outsourced support through ASDC for the IBM/Kyndryl UPS project, supporting UPS internal users and external customers in English and Mandarin in a 24/7 service environment.</w:t>
       </w:r>
     </w:p>
     <w:p>
@@ -667,7 +667,22 @@
           <w:b w:val="0"/>
           <w:sz w:val="19"/>
         </w:rPr>
-        <w:t>Ran a small breakfast and meal shop, worked in hotel and restaurant kitchens, and learned service discipline from front-line work.</w:t>
+        <w:t>Worked about two years at Fuzhou Century Golden Resources Hotel in Chinese kitchens focused on Fujian/Min and Cantonese cuisine, then about two years at Shenzhen Futian Zhongzhou Shengtingyuan Hotel across the 1F buffet restaurant and 29F VIP restaurant chef work.</w:t>
+      </w:r>
+    </w:p>
+    <w:p>
+      <w:pPr>
+        <w:pStyle w:val="ListBullet"/>
+        <w:spacing w:after="50" w:line="254" w:lineRule="auto"/>
+        <w:ind w:left="238"/>
+      </w:pPr>
+      <w:r>
+        <w:rPr>
+          <w:rFonts w:ascii="Aptos" w:hAnsi="Aptos" w:eastAsia="Microsoft YaHei"/>
+          <w:b w:val="0"/>
+          <w:sz w:val="19"/>
+        </w:rPr>
+        <w:t>Later ran a small breakfast and meal shop, learning service discipline and delivery awareness from front-line work.</w:t>
       </w:r>
     </w:p>
     <w:p>
@@ -985,6 +1000,21 @@
     </w:p>
     <w:p>
       <w:pPr>
+        <w:pStyle w:val="ListBullet"/>
+        <w:spacing w:after="50" w:line="254" w:lineRule="auto"/>
+        <w:ind w:left="238"/>
+      </w:pPr>
+      <w:r>
+        <w:rPr>
+          <w:rFonts w:ascii="Aptos" w:hAnsi="Aptos" w:eastAsia="Microsoft YaHei"/>
+          <w:b w:val="0"/>
+          <w:sz w:val="19"/>
+        </w:rPr>
+        <w:t>meTTle Program - DWS Top Talent leadership growth, mentorship, and strategic learning record</w:t>
+      </w:r>
+    </w:p>
+    <w:p>
+      <w:pPr>
         <w:spacing w:before="160" w:after="80" w:line="259" w:lineRule="auto"/>
         <w:pBdr>
           <w:bottom w:val="single" w:sz="6" w:space="8" w:color="CFE1DE"/>
@@ -1042,7 +1072,7 @@
           <w:b w:val="0"/>
           <w:sz w:val="19"/>
         </w:rPr>
-        <w:t>Continuous learning: Kyndryl internal courses, Microsoft certifications, Dedao learner AZ with 963 credits, student ID 182111265578</w:t>
+        <w:t>Continuous learning: Kyndryl internal courses, Microsoft certifications, Dedao learner AZ with 963 credits</w:t>
       </w:r>
     </w:p>
     <w:p>

--- a/resume/Alan_Zhu_Resume_EN.docx
+++ b/resume/Alan_Zhu_Resume_EN.docx
@@ -28,7 +28,7 @@
           <w:color w:val="4C5660"/>
           <w:sz w:val="19"/>
         </w:rPr>
-        <w:t>Bilingual IT Technical Support Specialist | ITSM Support Analyst | Microsoft 365 / ServiceNow / Knowledge Management | AI-enabled Support Operations</w:t>
+        <w:t>Bilingual IT Support &amp; Automation Specialist | ITSM Support Analyst | ServiceNow / Microsoft 365 / Knowledge Management | AI-driven Support Workflows</w:t>
       </w:r>
     </w:p>
     <w:p>
@@ -42,21 +42,7 @@
           <w:color w:val="4C5660"/>
           <w:sz w:val="19"/>
         </w:rPr>
-        <w:t>Shenzhen, China | Born Aug 1993 | WhatsApp: +1 460 209 9928 | China phone: +86 132 6720 5713</w:t>
-      </w:r>
-    </w:p>
-    <w:p>
-      <w:pPr>
-        <w:spacing w:before="0" w:after="80" w:line="269" w:lineRule="auto"/>
-      </w:pPr>
-      <w:r>
-        <w:rPr>
-          <w:rFonts w:ascii="Aptos" w:hAnsi="Aptos" w:eastAsia="Microsoft YaHei"/>
-          <w:b w:val="0"/>
-          <w:color w:val="2C3741"/>
-          <w:sz w:val="20"/>
-        </w:rPr>
-        <w:t>Outlook: alan.xiaofei993@outlook.com | WeChat: QR code on portfolio contact section</w:t>
+        <w:t>Shenzhen, China | Outlook: alan.xiaofei993@outlook.com</w:t>
       </w:r>
     </w:p>
     <w:p>
@@ -101,7 +87,7 @@
           <w:color w:val="2C3741"/>
           <w:sz w:val="20"/>
         </w:rPr>
-        <w:t>Bilingual IT technical support specialist with 4+ years of experience across Kyndryl, UPS support, AIA support, and Yageo manufacturing IT. I handle Windows, Microsoft 365, account, VPN, MFA, endpoint, and ServiceNow issues for global users, then turn repeated fixes into practical knowledge articles, training notes, and clearer escalation records.</w:t>
+        <w:t>Bilingual IT support and automation-minded ITSM professional with 4+ years of experience across Kyndryl, UPS support, AIA service desk support, and Yageo manufacturing IT. I help global users solve Windows, Microsoft 365, VPN, MFA, account, endpoint, application, and ServiceNow issues, then turn repeated fixes into SOPs, knowledge-base articles, training notes, and clearer escalation records.</w:t>
       </w:r>
     </w:p>
     <w:p>
@@ -115,7 +101,7 @@
           <w:color w:val="2C3741"/>
           <w:sz w:val="20"/>
         </w:rPr>
-        <w:t>My IT career is built on self-study, certifications, and hands-on support work, with an earlier background in service, sales, teaching, and coaching. Before IT, I ran a small restaurant, worked as a chef, sold B2B products overseas, taught adults English one-on-one, and coached people in fitness. That mix helps me stay calm with users, explain technical steps plainly, and keep learning when the environment changes.</w:t>
+        <w:t>My next-stage direction is not only to match traditional IT support roles, but to help teams reduce repeated support effort through knowledge management, Microsoft 365 productivity, Obsidian/Notion-style knowledge systems, structured prompts, AI-agent workflows, and practical automation. I use AI tools responsibly: company and customer data stay out of public tools, and AI-generated output is reviewed before it enters support documentation or user-facing guidance.</w:t>
       </w:r>
     </w:p>
     <w:p>
@@ -147,7 +133,7 @@
           <w:b w:val="0"/>
           <w:sz w:val="19"/>
         </w:rPr>
-        <w:t>IT Technical Support Specialist / Global IT Support Specialist</w:t>
+        <w:t>IT Support &amp; Automation Specialist / Global IT Support Specialist</w:t>
       </w:r>
     </w:p>
     <w:p>
@@ -207,7 +193,7 @@
           <w:b w:val="0"/>
           <w:sz w:val="19"/>
         </w:rPr>
-        <w:t>AI-enabled IT Operations or Support Automation Coordinator</w:t>
+        <w:t>AI-enabled IT Operations / Support Automation Coordinator</w:t>
       </w:r>
     </w:p>
     <w:p>
@@ -254,7 +240,7 @@
           <w:b w:val="0"/>
           <w:sz w:val="19"/>
         </w:rPr>
-        <w:t>ITSM and support: ServiceNow, incident/request lifecycle, ITIL 4 Foundation, SLA awareness, escalation notes</w:t>
+        <w:t>ITSM and support operations: ServiceNow, incident/request lifecycle, ITIL 4 Foundation, SLA awareness, escalation and handover notes</w:t>
       </w:r>
     </w:p>
     <w:p>
@@ -269,7 +255,7 @@
           <w:b w:val="0"/>
           <w:sz w:val="19"/>
         </w:rPr>
-        <w:t>Endpoint and Microsoft 365: Windows 10/11, Outlook, Teams, OneDrive, Microsoft 365 Admin basics, Active Directory, VPN, MFA</w:t>
+        <w:t>Endpoint, Microsoft 365 and security basics: Windows 10/11, Outlook, Teams, OneDrive, Microsoft 365 Admin basics, Active Directory basics, VPN, MFA, account access support</w:t>
       </w:r>
     </w:p>
     <w:p>
@@ -284,7 +270,7 @@
           <w:b w:val="0"/>
           <w:sz w:val="19"/>
         </w:rPr>
-        <w:t>Knowledge and training: KB articles, onboarding material, SOPs, training notes, video-style walkthroughs, one-on-one coaching</w:t>
+        <w:t>Knowledge systems and enablement: KB articles, SOPs, onboarding material, training notes, Markdown, Obsidian workflows, Notion-style knowledge organization, Microsoft 365 documentation habits</w:t>
       </w:r>
     </w:p>
     <w:p>
@@ -299,7 +285,7 @@
           <w:b w:val="0"/>
           <w:sz w:val="19"/>
         </w:rPr>
-        <w:t>AI and automation: Microsoft Copilot, ChatGPT, Gemini, DeepSeek, Codex CLI, AI agent workflows, structured prompts, Power Automate basics</w:t>
+        <w:t>AI agents and automation: Microsoft Copilot, ChatGPT, Gemini, DeepSeek, Codex CLI, AI-agent workflows, structured prompts, context/system-prompt design, Power Automate basics, MCP-aware tooling</w:t>
       </w:r>
     </w:p>
     <w:p>
@@ -314,7 +300,7 @@
           <w:b w:val="0"/>
           <w:sz w:val="19"/>
         </w:rPr>
-        <w:t>Communication: Fluent working English, native Mandarin, global user support by phone, email, chat, and remote session</w:t>
+        <w:t>Communication and coordination: Fluent working English, native Mandarin, global user support by phone/email/chat/remote session, asynchronous written updates, cross-cultural communication</w:t>
       </w:r>
     </w:p>
     <w:p>
@@ -359,7 +345,7 @@
           <w:color w:val="4C5660"/>
           <w:sz w:val="19"/>
         </w:rPr>
-        <w:t>IT Technical Support Specialist, L1.5 / ServiceNow | Apr 2022 - Present</w:t>
+        <w:t>IT Technical Support Specialist, L1.5 / ServiceNow / Support Knowledge Work | Apr 2022 - Present</w:t>
       </w:r>
     </w:p>
     <w:p>
@@ -433,6 +419,21 @@
           <w:b w:val="0"/>
           <w:sz w:val="19"/>
         </w:rPr>
+        <w:t>Work in a global support context that requires clear written updates, remote collaboration, and independent follow-through across regions and time zones.</w:t>
+      </w:r>
+    </w:p>
+    <w:p>
+      <w:pPr>
+        <w:pStyle w:val="ListBullet"/>
+        <w:spacing w:after="50" w:line="254" w:lineRule="auto"/>
+        <w:ind w:left="238"/>
+      </w:pPr>
+      <w:r>
+        <w:rPr>
+          <w:rFonts w:ascii="Aptos" w:hAnsi="Aptos" w:eastAsia="Microsoft YaHei"/>
+          <w:b w:val="0"/>
+          <w:sz w:val="19"/>
+        </w:rPr>
         <w:t>Supported the AIA service desk project for about one year and helped rebuild detailed knowledge documents, training material, and video-style walkthroughs for a long-running support project.</w:t>
       </w:r>
     </w:p>
@@ -448,7 +449,7 @@
           <w:b w:val="0"/>
           <w:sz w:val="19"/>
         </w:rPr>
-        <w:t>Maintain and improve Yageo knowledge base content from real incidents, including KB articles, handover notes, and troubleshooting guides. I use AI tools carefully to draft, organize, and review notes faster while keeping company and user data out of public tools.</w:t>
+        <w:t>Maintain and improve Yageo knowledge base content from real incidents, including KB articles, handover notes, and troubleshooting guides.</w:t>
       </w:r>
     </w:p>
     <w:p>
@@ -463,7 +464,7 @@
           <w:b w:val="0"/>
           <w:sz w:val="19"/>
         </w:rPr>
-        <w:t>Use Microsoft Copilot, structured prompts, and local note workflows to improve ticket summaries, KB drafts, and support checklists within company data-security boundaries.</w:t>
+        <w:t>Use Microsoft Copilot, structured prompts, local note workflows, and AI-agent thinking to improve ticket summaries, KB drafts, and support checklists within data-security boundaries.</w:t>
       </w:r>
     </w:p>
     <w:p>
@@ -667,7 +668,7 @@
           <w:b w:val="0"/>
           <w:sz w:val="19"/>
         </w:rPr>
-        <w:t>Worked about two years at Fuzhou Century Golden Resources Hotel in Chinese kitchens focused on Fujian/Min and Cantonese cuisine, then about two years at Shenzhen Futian Zhongzhou Shengtingyuan Hotel across the 1F buffet restaurant and 29F VIP restaurant chef work.</w:t>
+        <w:t>Condensed background: hotel kitchen work, a small food business, adult English tutoring, and fitness coaching built pressure handling, service discipline, and practical explanation skills.</w:t>
       </w:r>
     </w:p>
     <w:p>
@@ -682,37 +683,7 @@
           <w:b w:val="0"/>
           <w:sz w:val="19"/>
         </w:rPr>
-        <w:t>Later ran a small breakfast and meal shop, learning service discipline and delivery awareness from front-line work.</w:t>
-      </w:r>
-    </w:p>
-    <w:p>
-      <w:pPr>
-        <w:pStyle w:val="ListBullet"/>
-        <w:spacing w:after="50" w:line="254" w:lineRule="auto"/>
-        <w:ind w:left="238"/>
-      </w:pPr>
-      <w:r>
-        <w:rPr>
-          <w:rFonts w:ascii="Aptos" w:hAnsi="Aptos" w:eastAsia="Microsoft YaHei"/>
-          <w:b w:val="0"/>
-          <w:sz w:val="19"/>
-        </w:rPr>
-        <w:t>Taught adult English learners one-on-one and coached fitness clients as paid side work.</w:t>
-      </w:r>
-    </w:p>
-    <w:p>
-      <w:pPr>
-        <w:pStyle w:val="ListBullet"/>
-        <w:spacing w:after="50" w:line="254" w:lineRule="auto"/>
-        <w:ind w:left="238"/>
-      </w:pPr>
-      <w:r>
-        <w:rPr>
-          <w:rFonts w:ascii="Aptos" w:hAnsi="Aptos" w:eastAsia="Microsoft YaHei"/>
-          <w:b w:val="0"/>
-          <w:sz w:val="19"/>
-        </w:rPr>
-        <w:t>Built practical explanation, motivation, and coaching skills that now help in technical support and user training.</w:t>
+        <w:t>These roles are not the center of my IT profile, but they explain why I can stay calm with users, teach step-by-step, and keep improving repeatable processes.</w:t>
       </w:r>
     </w:p>
     <w:p>
@@ -743,21 +714,63 @@
           <w:color w:val="17202A"/>
           <w:sz w:val="21"/>
         </w:rPr>
-        <w:t>Knowledge base rebuilds for AIA and Yageo</w:t>
+        <w:t>Service Desk Knowledge Base Cleanup</w:t>
       </w:r>
     </w:p>
     <w:p>
       <w:pPr>
-        <w:spacing w:before="0" w:after="80" w:line="269" w:lineRule="auto"/>
+        <w:spacing w:before="0" w:after="40" w:line="259" w:lineRule="auto"/>
       </w:pPr>
       <w:r>
         <w:rPr>
           <w:rFonts w:ascii="Aptos" w:hAnsi="Aptos" w:eastAsia="Microsoft YaHei"/>
           <w:b w:val="0"/>
-          <w:color w:val="2C3741"/>
-          <w:sz w:val="20"/>
+          <w:color w:val="4C5660"/>
+          <w:sz w:val="19"/>
         </w:rPr>
-        <w:t>Organized SOPs, troubleshooting steps, onboarding notes, and training material so long-running support projects could be handed over more clearly and repeat incidents could be resolved faster.</w:t>
+        <w:t>Problem: Repeated Windows, Microsoft 365, VPN, MFA, account, and application incidents caused inconsistent explanations and slower handovers.</w:t>
+      </w:r>
+    </w:p>
+    <w:p>
+      <w:pPr>
+        <w:spacing w:before="0" w:after="40" w:line="259" w:lineRule="auto"/>
+      </w:pPr>
+      <w:r>
+        <w:rPr>
+          <w:rFonts w:ascii="Aptos" w:hAnsi="Aptos" w:eastAsia="Microsoft YaHei"/>
+          <w:b w:val="0"/>
+          <w:color w:val="4C5660"/>
+          <w:sz w:val="19"/>
+        </w:rPr>
+        <w:t>Actions: Collected recurring issue patterns, rewrote notes into step-by-step SOPs, separated user-facing steps from internal escalation notes, and added prerequisites and escalation criteria.</w:t>
+      </w:r>
+    </w:p>
+    <w:p>
+      <w:pPr>
+        <w:spacing w:before="0" w:after="40" w:line="259" w:lineRule="auto"/>
+      </w:pPr>
+      <w:r>
+        <w:rPr>
+          <w:rFonts w:ascii="Aptos" w:hAnsi="Aptos" w:eastAsia="Microsoft YaHei"/>
+          <w:b w:val="0"/>
+          <w:color w:val="4C5660"/>
+          <w:sz w:val="19"/>
+        </w:rPr>
+        <w:t>Tools: ServiceNow, Microsoft 365, Windows 10/11, VPN/MFA support context, Markdown, Obsidian-style notes, AI-assisted drafting.</w:t>
+      </w:r>
+    </w:p>
+    <w:p>
+      <w:pPr>
+        <w:spacing w:before="0" w:after="40" w:line="259" w:lineRule="auto"/>
+      </w:pPr>
+      <w:r>
+        <w:rPr>
+          <w:rFonts w:ascii="Aptos" w:hAnsi="Aptos" w:eastAsia="Microsoft YaHei"/>
+          <w:b w:val="0"/>
+          <w:color w:val="4C5660"/>
+          <w:sz w:val="19"/>
+        </w:rPr>
+        <w:t>Result: Created reusable support notes, onboarding material, and clearer troubleshooting guides for recurring L1/L1.5 cases.</w:t>
       </w:r>
     </w:p>
     <w:p>
@@ -771,21 +784,49 @@
           <w:color w:val="17202A"/>
           <w:sz w:val="21"/>
         </w:rPr>
-        <w:t>AI-assisted support workflow</w:t>
+        <w:t>AI Agent Workflow Operating Model</w:t>
       </w:r>
     </w:p>
     <w:p>
       <w:pPr>
-        <w:spacing w:before="0" w:after="80" w:line="269" w:lineRule="auto"/>
+        <w:spacing w:before="0" w:after="40" w:line="259" w:lineRule="auto"/>
       </w:pPr>
       <w:r>
         <w:rPr>
           <w:rFonts w:ascii="Aptos" w:hAnsi="Aptos" w:eastAsia="Microsoft YaHei"/>
           <w:b w:val="0"/>
-          <w:color w:val="2C3741"/>
-          <w:sz w:val="20"/>
+          <w:color w:val="4C5660"/>
+          <w:sz w:val="19"/>
         </w:rPr>
-        <w:t>Use Copilot, ChatGPT-style tools, structured prompts, and local note workflows to draft ticket summaries, KB outlines, and troubleshooting checklists while keeping company and user data out of public AI tools.</w:t>
+        <w:t>Principle: We are moving from asking AI to managing AI. The human value is preparing context and environment, defining goals, reviewing plans, supervising execution, verifying results, and turning effective methods into reusable skills or automation.</w:t>
+      </w:r>
+    </w:p>
+    <w:p>
+      <w:pPr>
+        <w:spacing w:before="0" w:after="40" w:line="259" w:lineRule="auto"/>
+      </w:pPr>
+      <w:r>
+        <w:rPr>
+          <w:rFonts w:ascii="Aptos" w:hAnsi="Aptos" w:eastAsia="Microsoft YaHei"/>
+          <w:b w:val="0"/>
+          <w:color w:val="4C5660"/>
+          <w:sz w:val="19"/>
+        </w:rPr>
+        <w:t>Workflow: Use Codex-style agents for local files, terminal commands, plan mode, image generation, browser/computer tools, MCP connections, scheduled tasks, persistent memory, and reusable skills.</w:t>
+      </w:r>
+    </w:p>
+    <w:p>
+      <w:pPr>
+        <w:spacing w:before="0" w:after="40" w:line="259" w:lineRule="auto"/>
+      </w:pPr>
+      <w:r>
+        <w:rPr>
+          <w:rFonts w:ascii="Aptos" w:hAnsi="Aptos" w:eastAsia="Microsoft YaHei"/>
+          <w:b w:val="0"/>
+          <w:color w:val="4C5660"/>
+          <w:sz w:val="19"/>
+        </w:rPr>
+        <w:t>Boundary: Keep company/customer data out of public tools, sanitize examples, and verify outputs before using them in support or documentation.</w:t>
       </w:r>
     </w:p>
     <w:p>
@@ -799,21 +840,35 @@
           <w:color w:val="17202A"/>
           <w:sz w:val="21"/>
         </w:rPr>
-        <w:t>Training and coaching mindset</w:t>
+        <w:t>Bilingual Global Support Coordination</w:t>
       </w:r>
     </w:p>
     <w:p>
       <w:pPr>
-        <w:spacing w:before="0" w:after="80" w:line="269" w:lineRule="auto"/>
+        <w:spacing w:before="0" w:after="40" w:line="259" w:lineRule="auto"/>
       </w:pPr>
       <w:r>
         <w:rPr>
           <w:rFonts w:ascii="Aptos" w:hAnsi="Aptos" w:eastAsia="Microsoft YaHei"/>
           <w:b w:val="0"/>
-          <w:color w:val="2C3741"/>
-          <w:sz w:val="20"/>
+          <w:color w:val="4C5660"/>
+          <w:sz w:val="19"/>
         </w:rPr>
-        <w:t>A background in paid English tutoring and fitness coaching helps me explain technical steps in plain language, adjust to different users, and confirm that the next step is understood.</w:t>
+        <w:t>Problem: Global support needs more than fixing one ticket: users need calm guidance, downstream teams need clean diagnostic context, and projects need repeatable handover material.</w:t>
+      </w:r>
+    </w:p>
+    <w:p>
+      <w:pPr>
+        <w:spacing w:before="0" w:after="40" w:line="259" w:lineRule="auto"/>
+      </w:pPr>
+      <w:r>
+        <w:rPr>
+          <w:rFonts w:ascii="Aptos" w:hAnsi="Aptos" w:eastAsia="Microsoft YaHei"/>
+          <w:b w:val="0"/>
+          <w:color w:val="4C5660"/>
+          <w:sz w:val="19"/>
+        </w:rPr>
+        <w:t>Actions: Clarified symptoms, impact and prerequisites; documented troubleshooting steps; escalated with concise evidence; turned common explanations into training notes.</w:t>
       </w:r>
     </w:p>
     <w:p>
@@ -1072,22 +1127,7 @@
           <w:b w:val="0"/>
           <w:sz w:val="19"/>
         </w:rPr>
-        <w:t>Continuous learning: Kyndryl internal courses, Microsoft certifications, Dedao learner AZ with 963 credits</w:t>
-      </w:r>
-    </w:p>
-    <w:p>
-      <w:pPr>
-        <w:pStyle w:val="ListBullet"/>
-        <w:spacing w:after="50" w:line="254" w:lineRule="auto"/>
-        <w:ind w:left="238"/>
-      </w:pPr>
-      <w:r>
-        <w:rPr>
-          <w:rFonts w:ascii="Aptos" w:hAnsi="Aptos" w:eastAsia="Microsoft YaHei"/>
-          <w:b w:val="0"/>
-          <w:sz w:val="19"/>
-        </w:rPr>
-        <w:t>Currently studying Linux, programming and vibe coding, cybersecurity, AI agent tools, and additional languages including Japanese, Spanish, and French basics</w:t>
+        <w:t>Continuous learning: Kyndryl internal courses, Microsoft certifications, Linux basics, cybersecurity fundamentals, Microsoft 365 productivity, Obsidian/Markdown knowledge workflows, AI agents, practical automation, and additional languages including Japanese, Spanish, and French basics</w:t>
       </w:r>
     </w:p>
     <w:p>

--- a/resume/Alan_Zhu_Resume_EN.docx
+++ b/resume/Alan_Zhu_Resume_EN.docx
@@ -163,7 +163,7 @@
           <w:b w:val="0"/>
           <w:sz w:val="19"/>
         </w:rPr>
-        <w:t>L1.5 / Tier 2-ready Technical Support</w:t>
+        <w:t>Advanced Technical Support / Escalation Coordination</w:t>
       </w:r>
     </w:p>
     <w:p>
@@ -345,7 +345,7 @@
           <w:color w:val="4C5660"/>
           <w:sz w:val="19"/>
         </w:rPr>
-        <w:t>IT Technical Support Specialist, L1.5 / ServiceNow / Support Knowledge Work | Apr 2022 - Present</w:t>
+        <w:t>IT Technical Support Specialist, ServiceNow / Support Knowledge Work | Apr 2022 - Present</w:t>
       </w:r>
     </w:p>
     <w:p>
@@ -770,7 +770,7 @@
           <w:color w:val="4C5660"/>
           <w:sz w:val="19"/>
         </w:rPr>
-        <w:t>Result: Created reusable support notes, onboarding material, and clearer troubleshooting guides for recurring L1/L1.5 cases.</w:t>
+        <w:t>Result: Created reusable support notes, onboarding material, and clearer troubleshooting guides for recurring support cases.</w:t>
       </w:r>
     </w:p>
     <w:p>

--- a/resume/Alan_Zhu_Resume_EN.docx
+++ b/resume/Alan_Zhu_Resume_EN.docx
@@ -714,6 +714,76 @@
           <w:color w:val="17202A"/>
           <w:sz w:val="21"/>
         </w:rPr>
+        <w:t>ServiceNow Automation Workbench</w:t>
+      </w:r>
+    </w:p>
+    <w:p>
+      <w:pPr>
+        <w:spacing w:before="0" w:after="40" w:line="259" w:lineRule="auto"/>
+      </w:pPr>
+      <w:r>
+        <w:rPr>
+          <w:rFonts w:ascii="Aptos" w:hAnsi="Aptos" w:eastAsia="Microsoft YaHei"/>
+          <w:b w:val="0"/>
+          <w:color w:val="4C5660"/>
+          <w:sz w:val="19"/>
+        </w:rPr>
+        <w:t>Problem: Repeated ITSM work can waste time when intake context, ticket drafts, KB suggestions, package testing notes, and safety boundaries stay scattered across tools.</w:t>
+      </w:r>
+    </w:p>
+    <w:p>
+      <w:pPr>
+        <w:spacing w:before="0" w:after="40" w:line="259" w:lineRule="auto"/>
+      </w:pPr>
+      <w:r>
+        <w:rPr>
+          <w:rFonts w:ascii="Aptos" w:hAnsi="Aptos" w:eastAsia="Microsoft YaHei"/>
+          <w:b w:val="0"/>
+          <w:color w:val="4C5660"/>
+          <w:sz w:val="19"/>
+        </w:rPr>
+        <w:t>Actions: Designed and published a public test-preview Electron/React desktop workbench that demonstrates sanitized intake, cleaned summaries, Incident drafts, local KB recommendations, guided review steps, a monthly Excel fill-queue placeholder, and safe human-in-the-loop boundaries.</w:t>
+      </w:r>
+    </w:p>
+    <w:p>
+      <w:pPr>
+        <w:spacing w:before="0" w:after="40" w:line="259" w:lineRule="auto"/>
+      </w:pPr>
+      <w:r>
+        <w:rPr>
+          <w:rFonts w:ascii="Aptos" w:hAnsi="Aptos" w:eastAsia="Microsoft YaHei"/>
+          <w:b w:val="0"/>
+          <w:color w:val="4C5660"/>
+          <w:sz w:val="19"/>
+        </w:rPr>
+        <w:t>Boundary: The v0.1.0 public release is a test preview only. It does not automate real ServiceNow login, real ticket submission, Save / Submit / Update / Resolve / Close actions, Microsoft Graph or Excel Web writeback, or real customer data processing.</w:t>
+      </w:r>
+    </w:p>
+    <w:p>
+      <w:pPr>
+        <w:spacing w:before="0" w:after="40" w:line="259" w:lineRule="auto"/>
+      </w:pPr>
+      <w:r>
+        <w:rPr>
+          <w:rFonts w:ascii="Aptos" w:hAnsi="Aptos" w:eastAsia="Microsoft YaHei"/>
+          <w:b w:val="0"/>
+          <w:color w:val="4C5660"/>
+          <w:sz w:val="19"/>
+        </w:rPr>
+        <w:t>Public links: GitHub repository: https://github.com/alanxiaofeifei/servicenow-automation | Release v0.1.0: https://github.com/alanxiaofeifei/servicenow-automation/releases/tag/v0.1.0</w:t>
+      </w:r>
+    </w:p>
+    <w:p>
+      <w:pPr>
+        <w:spacing w:before="120" w:after="40" w:line="259" w:lineRule="auto"/>
+      </w:pPr>
+      <w:r>
+        <w:rPr>
+          <w:rFonts w:ascii="Aptos" w:hAnsi="Aptos" w:eastAsia="Microsoft YaHei"/>
+          <w:b/>
+          <w:color w:val="17202A"/>
+          <w:sz w:val="21"/>
+        </w:rPr>
         <w:t>Service Desk Knowledge Base Cleanup</w:t>
       </w:r>
     </w:p>

--- a/resume/Alan_Zhu_Resume_EN.docx
+++ b/resume/Alan_Zhu_Resume_EN.docx
@@ -985,6 +985,21 @@
           <w:b w:val="0"/>
           <w:sz w:val="19"/>
         </w:rPr>
+        <w:t>ServiceNow Micro-Certification - Welcome to ServiceNow (Credly, issued Jun 2026)</w:t>
+      </w:r>
+    </w:p>
+    <w:p>
+      <w:pPr>
+        <w:pStyle w:val="ListBullet"/>
+        <w:spacing w:after="50" w:line="254" w:lineRule="auto"/>
+        <w:ind w:left="238"/>
+      </w:pPr>
+      <w:r>
+        <w:rPr>
+          <w:rFonts w:ascii="Aptos" w:hAnsi="Aptos" w:eastAsia="Microsoft YaHei"/>
+          <w:b w:val="0"/>
+          <w:sz w:val="19"/>
+        </w:rPr>
         <w:t>Microsoft 365 Certified: Fundamentals</w:t>
       </w:r>
     </w:p>
